--- a/desktop_files/2026.docx
+++ b/desktop_files/2026.docx
@@ -3,16 +3,24 @@
 <w:document xmlns:wpc="http://schemas.microsoft.com/office/word/2010/wordprocessingCanvas" xmlns:cx="http://schemas.microsoft.com/office/drawing/2014/chartex" xmlns:cx1="http://schemas.microsoft.com/office/drawing/2015/9/8/chartex" xmlns:cx2="http://schemas.microsoft.com/office/drawing/2015/10/21/chartex" xmlns:cx3="http://schemas.microsoft.com/office/drawing/2016/5/9/chartex" xmlns:cx4="http://schemas.microsoft.com/office/drawing/2016/5/10/chartex" xmlns:cx5="http://schemas.microsoft.com/office/drawing/2016/5/11/chartex" xmlns:cx6="http://schemas.microsoft.com/office/drawing/2016/5/12/chartex" xmlns:cx7="http://schemas.microsoft.com/office/drawing/2016/5/13/chartex" xmlns:cx8="http://schemas.microsoft.com/office/drawing/2016/5/14/chartex" xmlns:mc="http://schemas.openxmlformats.org/markup-compatibility/2006" xmlns:aink="http://schemas.microsoft.com/office/drawing/2016/ink" xmlns:am3d="http://schemas.microsoft.com/office/drawing/2017/model3d" xmlns:o="urn:schemas-microsoft-com:office:office" xmlns:oel="http://schemas.microsoft.com/office/2019/extlst" xmlns:r="http://schemas.openxmlformats.org/officeDocument/2006/relationships" xmlns:m="http://schemas.openxmlformats.org/officeDocument/2006/math" xmlns:v="urn:schemas-microsoft-com:vml" xmlns:wp14="http://schemas.microsoft.com/office/word/2010/wordprocessingDrawing" xmlns:wp="http://schemas.openxmlformats.org/drawingml/2006/wordprocessingDrawing" xmlns:w10="urn:schemas-microsoft-com:office:word" xmlns:w="http://schemas.openxmlformats.org/wordprocessingml/2006/main" xmlns:w14="http://schemas.microsoft.com/office/word/2010/wordml" xmlns:w15="http://schemas.microsoft.com/office/word/2012/wordml" xmlns:w16cex="http://schemas.microsoft.com/office/word/2018/wordml/cex" xmlns:w16cid="http://schemas.microsoft.com/office/word/2016/wordml/cid" xmlns:w16="http://schemas.microsoft.com/office/word/2018/wordml" xmlns:w16du="http://schemas.microsoft.com/office/word/2023/wordml/word16du" xmlns:w16sdtdh="http://schemas.microsoft.com/office/word/2020/wordml/sdtdatahash" xmlns:w16sdtfl="http://schemas.microsoft.com/office/word/2024/wordml/sdtformatlock" xmlns:w16se="http://schemas.microsoft.com/office/word/2015/wordml/symex" xmlns:wpg="http://schemas.microsoft.com/office/word/2010/wordprocessingGroup" xmlns:wpi="http://schemas.microsoft.com/office/word/2010/wordprocessingInk" xmlns:wne="http://schemas.microsoft.com/office/word/2006/wordml" xmlns:wps="http://schemas.microsoft.com/office/word/2010/wordprocessingShape" mc:Ignorable="w14 w15 w16se w16cid w16 w16cex w16sdtdh w16sdtfl w16du wp14">
   <w:body>
     <w:p>
+      <w:pPr>
+        <w:rPr>
+          <w:rFonts w:hint="eastAsia"/>
+        </w:rPr>
+      </w:pPr>
       <w:r>
         <w:t>2026.1.6</w:t>
       </w:r>
     </w:p>
     <w:p>
-      <w:proofErr w:type="spellStart"/>
+      <w:pPr>
+        <w:rPr>
+          <w:rFonts w:hint="eastAsia"/>
+        </w:rPr>
+      </w:pPr>
       <w:r>
         <w:t>Bishe</w:t>
       </w:r>
-      <w:proofErr w:type="spellEnd"/>
       <w:r>
         <w:rPr>
           <w:rFonts w:hint="eastAsia"/>
@@ -23,8 +31,19 @@
         <w:t>chapter1&amp;2</w:t>
       </w:r>
     </w:p>
-    <w:p/>
-    <w:p>
+    <w:p>
+      <w:pPr>
+        <w:rPr>
+          <w:rFonts w:hint="eastAsia"/>
+        </w:rPr>
+      </w:pPr>
+    </w:p>
+    <w:p>
+      <w:pPr>
+        <w:rPr>
+          <w:rFonts w:hint="eastAsia"/>
+        </w:rPr>
+      </w:pPr>
       <w:r>
         <w:t>2026.1.</w:t>
       </w:r>
@@ -36,11 +55,14 @@
       </w:r>
     </w:p>
     <w:p>
-      <w:proofErr w:type="spellStart"/>
+      <w:pPr>
+        <w:rPr>
+          <w:rFonts w:hint="eastAsia"/>
+        </w:rPr>
+      </w:pPr>
       <w:r>
         <w:t>Bishe</w:t>
       </w:r>
-      <w:proofErr w:type="spellEnd"/>
       <w:r>
         <w:rPr>
           <w:rFonts w:hint="eastAsia"/>
@@ -66,8 +88,19 @@
         <w:t>1.2</w:t>
       </w:r>
     </w:p>
-    <w:p/>
-    <w:p>
+    <w:p>
+      <w:pPr>
+        <w:rPr>
+          <w:rFonts w:hint="eastAsia"/>
+        </w:rPr>
+      </w:pPr>
+    </w:p>
+    <w:p>
+      <w:pPr>
+        <w:rPr>
+          <w:rFonts w:hint="eastAsia"/>
+        </w:rPr>
+      </w:pPr>
       <w:r>
         <w:rPr>
           <w:rFonts w:hint="eastAsia"/>
@@ -76,7 +109,11 @@
       </w:r>
     </w:p>
     <w:p>
-      <w:proofErr w:type="spellStart"/>
+      <w:pPr>
+        <w:rPr>
+          <w:rFonts w:hint="eastAsia"/>
+        </w:rPr>
+      </w:pPr>
       <w:r>
         <w:rPr>
           <w:rFonts w:hint="eastAsia"/>
@@ -84,7 +121,6 @@
         </w:rPr>
         <w:t>Bishe</w:t>
       </w:r>
-      <w:proofErr w:type="spellEnd"/>
       <w:r>
         <w:rPr>
           <w:rFonts w:hint="eastAsia"/>
@@ -93,8 +129,19 @@
         <w:t>——chapter2.1</w:t>
       </w:r>
     </w:p>
-    <w:p/>
-    <w:p>
+    <w:p>
+      <w:pPr>
+        <w:rPr>
+          <w:rFonts w:hint="eastAsia"/>
+        </w:rPr>
+      </w:pPr>
+    </w:p>
+    <w:p>
+      <w:pPr>
+        <w:rPr>
+          <w:rFonts w:hint="eastAsia"/>
+        </w:rPr>
+      </w:pPr>
       <w:r>
         <w:rPr>
           <w:rFonts w:hint="eastAsia"/>
@@ -103,39 +150,217 @@
       </w:r>
     </w:p>
     <w:p>
-      <w:proofErr w:type="spellStart"/>
+      <w:pPr>
+        <w:rPr>
+          <w:rFonts w:hint="eastAsia"/>
+        </w:rPr>
+      </w:pPr>
+      <w:r>
+        <w:rPr>
+          <w:rFonts w:hint="eastAsia"/>
+        </w:rPr>
+        <w:t>Bishe——chapter2&amp;chapter3</w:t>
+      </w:r>
+    </w:p>
+    <w:p>
+      <w:pPr>
+        <w:rPr>
+          <w:rFonts w:hint="eastAsia"/>
+        </w:rPr>
+      </w:pPr>
+    </w:p>
+    <w:p>
+      <w:pPr>
+        <w:rPr>
+          <w:rFonts w:hint="eastAsia"/>
+        </w:rPr>
+      </w:pPr>
+      <w:r>
+        <w:rPr>
+          <w:rFonts w:hint="eastAsia"/>
+        </w:rPr>
+        <w:t>2026.1.14</w:t>
+      </w:r>
+    </w:p>
+    <w:p>
+      <w:pPr>
+        <w:rPr>
+          <w:rFonts w:hint="eastAsia"/>
+        </w:rPr>
+      </w:pPr>
+      <w:r>
+        <w:rPr>
+          <w:rFonts w:hint="eastAsia"/>
+        </w:rPr>
+        <w:t>Bishe——</w:t>
+      </w:r>
+      <w:r>
+        <w:rPr>
+          <w:rFonts w:hint="eastAsia"/>
+          <w:highlight w:val="yellow"/>
+        </w:rPr>
+        <w:t>chapter2.2</w:t>
+      </w:r>
+      <w:r>
+        <w:rPr>
+          <w:rFonts w:hint="eastAsia"/>
+        </w:rPr>
+        <w:t>&amp;chapter2.3</w:t>
+      </w:r>
+    </w:p>
+    <w:p>
+      <w:pPr>
+        <w:rPr>
+          <w:rFonts w:hint="eastAsia"/>
+        </w:rPr>
+      </w:pPr>
+    </w:p>
+    <w:p>
+      <w:pPr>
+        <w:rPr>
+          <w:rFonts w:hint="eastAsia"/>
+        </w:rPr>
+      </w:pPr>
+      <w:r>
+        <w:rPr>
+          <w:rFonts w:hint="eastAsia"/>
+        </w:rPr>
+        <w:t>2026.1.15</w:t>
+      </w:r>
+    </w:p>
+    <w:p>
+      <w:pPr>
+        <w:rPr>
+          <w:rFonts w:hint="eastAsia"/>
+        </w:rPr>
+      </w:pPr>
+      <w:r>
+        <w:rPr>
+          <w:rFonts w:hint="eastAsia"/>
+          <w:highlight w:val="yellow"/>
+        </w:rPr>
+        <w:t>Bishe——chapter2.3 &amp; 2.4</w:t>
+      </w:r>
+    </w:p>
+    <w:p>
+      <w:pPr>
+        <w:rPr>
+          <w:rFonts w:hint="eastAsia"/>
+        </w:rPr>
+      </w:pPr>
+    </w:p>
+    <w:p>
+      <w:pPr>
+        <w:rPr>
+          <w:rFonts w:hint="eastAsia"/>
+        </w:rPr>
+      </w:pPr>
+      <w:r>
+        <w:rPr>
+          <w:rFonts w:hint="eastAsia"/>
+        </w:rPr>
+        <w:t>2026.1.16</w:t>
+      </w:r>
+    </w:p>
+    <w:p>
+      <w:pPr>
+        <w:rPr>
+          <w:rFonts w:hint="eastAsia"/>
+        </w:rPr>
+      </w:pPr>
+      <w:r>
+        <w:rPr>
+          <w:rFonts w:hint="eastAsia"/>
+          <w:highlight w:val="yellow"/>
+        </w:rPr>
+        <w:t>Bishe——rrgs_gaussian_model</w:t>
+      </w:r>
+    </w:p>
+    <w:p>
+      <w:pPr>
+        <w:rPr>
+          <w:rFonts w:hint="eastAsia"/>
+        </w:rPr>
+      </w:pPr>
+    </w:p>
+    <w:p>
+      <w:pPr>
+        <w:rPr>
+          <w:rFonts w:hint="eastAsia"/>
+        </w:rPr>
+      </w:pPr>
+      <w:r>
+        <w:rPr>
+          <w:rFonts w:hint="eastAsia"/>
+        </w:rPr>
+        <w:t>2026.1.17</w:t>
+      </w:r>
+    </w:p>
+    <w:p>
+      <w:pPr>
+        <w:rPr>
+          <w:rFonts w:hint="eastAsia"/>
+        </w:rPr>
+      </w:pPr>
+      <w:r>
+        <w:rPr>
+          <w:rFonts w:hint="eastAsia"/>
+          <w:highlight w:val="yellow"/>
+        </w:rPr>
+        <w:t>Netease task</w:t>
+      </w:r>
+    </w:p>
+    <w:p>
+      <w:pPr>
+        <w:rPr>
+          <w:rFonts w:hint="eastAsia"/>
+        </w:rPr>
+      </w:pPr>
       <w:r>
         <w:rPr>
           <w:rFonts w:hint="eastAsia"/>
         </w:rPr>
         <w:t>Bishe</w:t>
       </w:r>
-      <w:proofErr w:type="spellEnd"/>
-      <w:r>
-        <w:rPr>
-          <w:rFonts w:hint="eastAsia"/>
-        </w:rPr>
-        <w:t>——chapter2&amp;chapter3</w:t>
-      </w:r>
-    </w:p>
-    <w:p/>
-    <w:p>
-      <w:r>
-        <w:rPr>
-          <w:rFonts w:hint="eastAsia"/>
-        </w:rPr>
-        <w:t>2026.1.14</w:t>
-      </w:r>
-    </w:p>
-    <w:p>
-      <w:proofErr w:type="spellStart"/>
+      <w:r>
+        <w:rPr>
+          <w:rFonts w:hint="eastAsia"/>
+        </w:rPr>
+        <w:t>——ir progress</w:t>
+      </w:r>
+    </w:p>
+    <w:p>
+      <w:pPr>
+        <w:rPr>
+          <w:rFonts w:hint="eastAsia"/>
+        </w:rPr>
+      </w:pPr>
+    </w:p>
+    <w:p>
+      <w:pPr>
+        <w:rPr>
+          <w:rFonts w:hint="eastAsia"/>
+        </w:rPr>
+      </w:pPr>
+      <w:r>
+        <w:rPr>
+          <w:rFonts w:hint="eastAsia"/>
+        </w:rPr>
+        <w:t>2026.1.18</w:t>
+      </w:r>
+    </w:p>
+    <w:p>
+      <w:pPr>
+        <w:rPr>
+          <w:rFonts w:hint="eastAsia"/>
+        </w:rPr>
+      </w:pPr>
       <w:r>
         <w:rPr>
           <w:rFonts w:hint="eastAsia"/>
         </w:rPr>
         <w:t>Bishe</w:t>
       </w:r>
-      <w:proofErr w:type="spellEnd"/>
       <w:r>
         <w:rPr>
           <w:rFonts w:hint="eastAsia"/>
@@ -147,198 +372,28 @@
           <w:rFonts w:hint="eastAsia"/>
           <w:highlight w:val="yellow"/>
         </w:rPr>
-        <w:t>chapter2.2</w:t>
-      </w:r>
-      <w:r>
-        <w:rPr>
-          <w:rFonts w:hint="eastAsia"/>
-        </w:rPr>
-        <w:t>&amp;chapter2.3</w:t>
-      </w:r>
-    </w:p>
-    <w:p/>
-    <w:p>
-      <w:r>
-        <w:rPr>
-          <w:rFonts w:hint="eastAsia"/>
-        </w:rPr>
-        <w:t>2026.1.15</w:t>
-      </w:r>
-    </w:p>
-    <w:p>
-      <w:proofErr w:type="spellStart"/>
-      <w:r>
-        <w:rPr>
-          <w:rFonts w:hint="eastAsia"/>
-          <w:highlight w:val="yellow"/>
-        </w:rPr>
-        <w:t>Bishe</w:t>
-      </w:r>
-      <w:proofErr w:type="spellEnd"/>
-      <w:r>
-        <w:rPr>
-          <w:rFonts w:hint="eastAsia"/>
-          <w:highlight w:val="yellow"/>
-        </w:rPr>
-        <w:t>——chapter2.3 &amp; 2.4</w:t>
-      </w:r>
-    </w:p>
-    <w:p/>
-    <w:p>
-      <w:r>
-        <w:rPr>
-          <w:rFonts w:hint="eastAsia"/>
-        </w:rPr>
-        <w:t>2026.1.16</w:t>
-      </w:r>
-    </w:p>
-    <w:p>
-      <w:proofErr w:type="spellStart"/>
-      <w:r>
-        <w:rPr>
-          <w:rFonts w:hint="eastAsia"/>
-          <w:highlight w:val="yellow"/>
-        </w:rPr>
-        <w:t>Bishe</w:t>
-      </w:r>
-      <w:proofErr w:type="spellEnd"/>
-      <w:r>
-        <w:rPr>
-          <w:rFonts w:hint="eastAsia"/>
-          <w:highlight w:val="yellow"/>
-        </w:rPr>
-        <w:t>——</w:t>
-      </w:r>
-      <w:proofErr w:type="spellStart"/>
-      <w:r>
-        <w:rPr>
-          <w:rFonts w:hint="eastAsia"/>
-          <w:highlight w:val="yellow"/>
-        </w:rPr>
-        <w:t>rrgs_gaussian_model</w:t>
-      </w:r>
-      <w:proofErr w:type="spellEnd"/>
-    </w:p>
-    <w:p/>
-    <w:p>
-      <w:r>
-        <w:rPr>
-          <w:rFonts w:hint="eastAsia"/>
-        </w:rPr>
-        <w:t>2026.1.17</w:t>
-      </w:r>
-    </w:p>
-    <w:p>
-      <w:proofErr w:type="spellStart"/>
-      <w:r>
-        <w:rPr>
-          <w:rFonts w:hint="eastAsia"/>
-          <w:highlight w:val="yellow"/>
-        </w:rPr>
-        <w:t>Netease</w:t>
-      </w:r>
-      <w:proofErr w:type="spellEnd"/>
-      <w:r>
-        <w:rPr>
-          <w:rFonts w:hint="eastAsia"/>
-          <w:highlight w:val="yellow"/>
-        </w:rPr>
-        <w:t xml:space="preserve"> task</w:t>
-      </w:r>
-    </w:p>
-    <w:p>
-      <w:proofErr w:type="spellStart"/>
-      <w:r>
-        <w:rPr>
-          <w:rFonts w:hint="eastAsia"/>
-        </w:rPr>
-        <w:t>Bishe</w:t>
-      </w:r>
-      <w:proofErr w:type="spellEnd"/>
-      <w:r>
-        <w:rPr>
-          <w:rFonts w:hint="eastAsia"/>
-        </w:rPr>
-        <w:t>——</w:t>
-      </w:r>
-      <w:proofErr w:type="spellStart"/>
-      <w:r>
-        <w:rPr>
-          <w:rFonts w:hint="eastAsia"/>
-        </w:rPr>
-        <w:t>ir</w:t>
-      </w:r>
-      <w:proofErr w:type="spellEnd"/>
-      <w:r>
-        <w:rPr>
-          <w:rFonts w:hint="eastAsia"/>
-        </w:rPr>
-        <w:t xml:space="preserve"> progress</w:t>
-      </w:r>
-    </w:p>
-    <w:p/>
-    <w:p>
-      <w:r>
-        <w:rPr>
-          <w:rFonts w:hint="eastAsia"/>
-        </w:rPr>
-        <w:t>2026.1.18</w:t>
-      </w:r>
-    </w:p>
-    <w:p>
-      <w:proofErr w:type="spellStart"/>
-      <w:r>
-        <w:rPr>
-          <w:rFonts w:hint="eastAsia"/>
-        </w:rPr>
-        <w:t>Bishe</w:t>
-      </w:r>
-      <w:proofErr w:type="spellEnd"/>
-      <w:r>
-        <w:rPr>
-          <w:rFonts w:hint="eastAsia"/>
-        </w:rPr>
-        <w:t>——</w:t>
-      </w:r>
-      <w:proofErr w:type="spellStart"/>
-      <w:r>
-        <w:rPr>
-          <w:rFonts w:hint="eastAsia"/>
-          <w:highlight w:val="yellow"/>
-        </w:rPr>
-        <w:t>ir</w:t>
-      </w:r>
-      <w:proofErr w:type="spellEnd"/>
-      <w:r>
-        <w:rPr>
-          <w:rFonts w:hint="eastAsia"/>
-          <w:highlight w:val="yellow"/>
-        </w:rPr>
-        <w:t xml:space="preserve"> progress</w:t>
-      </w:r>
-      <w:r>
-        <w:rPr>
-          <w:rFonts w:hint="eastAsia"/>
-        </w:rPr>
-        <w:t xml:space="preserve"> &amp; </w:t>
-      </w:r>
-      <w:proofErr w:type="spellStart"/>
-      <w:r>
-        <w:rPr>
-          <w:rFonts w:hint="eastAsia"/>
-        </w:rPr>
-        <w:t>ssgi</w:t>
-      </w:r>
-      <w:proofErr w:type="spellEnd"/>
-      <w:r>
-        <w:rPr>
-          <w:rFonts w:hint="eastAsia"/>
-        </w:rPr>
-        <w:t xml:space="preserve"> progress</w:t>
-      </w:r>
-    </w:p>
-    <w:p/>
-    <w:p>
+        <w:t>ir progress</w:t>
+      </w:r>
+      <w:r>
+        <w:rPr>
+          <w:rFonts w:hint="eastAsia"/>
+        </w:rPr>
+        <w:t xml:space="preserve"> &amp; ssgi progress</w:t>
+      </w:r>
+    </w:p>
+    <w:p>
+      <w:pPr>
+        <w:rPr>
+          <w:rFonts w:hint="eastAsia"/>
+        </w:rPr>
+      </w:pPr>
+    </w:p>
+    <w:p>
+      <w:pPr>
+        <w:rPr>
+          <w:rFonts w:hint="eastAsia"/>
+        </w:rPr>
+      </w:pPr>
       <w:r>
         <w:rPr>
           <w:rFonts w:hint="eastAsia"/>
@@ -347,6 +402,11 @@
       </w:r>
     </w:p>
     <w:p>
+      <w:pPr>
+        <w:rPr>
+          <w:rFonts w:hint="eastAsia"/>
+        </w:rPr>
+      </w:pPr>
       <w:r>
         <w:rPr>
           <w:rFonts w:hint="eastAsia"/>
@@ -355,35 +415,23 @@
       </w:r>
     </w:p>
     <w:p>
-      <w:proofErr w:type="spellStart"/>
-      <w:r>
-        <w:rPr>
-          <w:rFonts w:hint="eastAsia"/>
-        </w:rPr>
-        <w:t>Bishe</w:t>
-      </w:r>
-      <w:proofErr w:type="spellEnd"/>
-      <w:r>
-        <w:rPr>
-          <w:rFonts w:hint="eastAsia"/>
-        </w:rPr>
-        <w:t>——</w:t>
-      </w:r>
-      <w:proofErr w:type="spellStart"/>
-      <w:r>
-        <w:rPr>
-          <w:rFonts w:hint="eastAsia"/>
-          <w:highlight w:val="yellow"/>
-        </w:rPr>
-        <w:t>ssgi</w:t>
-      </w:r>
-      <w:proofErr w:type="spellEnd"/>
-      <w:r>
-        <w:rPr>
-          <w:rFonts w:hint="eastAsia"/>
-          <w:highlight w:val="yellow"/>
-        </w:rPr>
-        <w:t xml:space="preserve"> progress</w:t>
+      <w:pPr>
+        <w:rPr>
+          <w:rFonts w:hint="eastAsia"/>
+        </w:rPr>
+      </w:pPr>
+      <w:r>
+        <w:rPr>
+          <w:rFonts w:hint="eastAsia"/>
+        </w:rPr>
+        <w:t>Bishe——</w:t>
+      </w:r>
+      <w:r>
+        <w:rPr>
+          <w:rFonts w:hint="eastAsia"/>
+          <w:highlight w:val="yellow"/>
+        </w:rPr>
+        <w:t>ssgi progress</w:t>
       </w:r>
       <w:r>
         <w:rPr>
@@ -392,8 +440,19 @@
         <w:t xml:space="preserve"> &amp; chapter3</w:t>
       </w:r>
     </w:p>
-    <w:p/>
-    <w:p>
+    <w:p>
+      <w:pPr>
+        <w:rPr>
+          <w:rFonts w:hint="eastAsia"/>
+        </w:rPr>
+      </w:pPr>
+    </w:p>
+    <w:p>
+      <w:pPr>
+        <w:rPr>
+          <w:rFonts w:hint="eastAsia"/>
+        </w:rPr>
+      </w:pPr>
       <w:r>
         <w:rPr>
           <w:rFonts w:hint="eastAsia"/>
@@ -408,6 +467,11 @@
       </w:r>
     </w:p>
     <w:p>
+      <w:pPr>
+        <w:rPr>
+          <w:rFonts w:hint="eastAsia"/>
+        </w:rPr>
+      </w:pPr>
       <w:r>
         <w:rPr>
           <w:rFonts w:hint="eastAsia"/>
@@ -416,23 +480,31 @@
       </w:r>
     </w:p>
     <w:p>
-      <w:proofErr w:type="spellStart"/>
-      <w:r>
-        <w:rPr>
-          <w:rFonts w:hint="eastAsia"/>
-        </w:rPr>
-        <w:t>Bishe</w:t>
-      </w:r>
-      <w:proofErr w:type="spellEnd"/>
-      <w:r>
-        <w:rPr>
-          <w:rFonts w:hint="eastAsia"/>
-        </w:rPr>
-        <w:t>——baking &amp; chapter3</w:t>
-      </w:r>
-    </w:p>
-    <w:p/>
-    <w:p>
+      <w:pPr>
+        <w:rPr>
+          <w:rFonts w:hint="eastAsia"/>
+        </w:rPr>
+      </w:pPr>
+      <w:r>
+        <w:rPr>
+          <w:rFonts w:hint="eastAsia"/>
+        </w:rPr>
+        <w:t>Bishe——baking &amp; chapter3</w:t>
+      </w:r>
+    </w:p>
+    <w:p>
+      <w:pPr>
+        <w:rPr>
+          <w:rFonts w:hint="eastAsia"/>
+        </w:rPr>
+      </w:pPr>
+    </w:p>
+    <w:p>
+      <w:pPr>
+        <w:rPr>
+          <w:rFonts w:hint="eastAsia"/>
+        </w:rPr>
+      </w:pPr>
       <w:r>
         <w:rPr>
           <w:rFonts w:hint="eastAsia"/>
@@ -447,6 +519,11 @@
       </w:r>
     </w:p>
     <w:p>
+      <w:pPr>
+        <w:rPr>
+          <w:rFonts w:hint="eastAsia"/>
+        </w:rPr>
+      </w:pPr>
       <w:r>
         <w:rPr>
           <w:rFonts w:hint="eastAsia"/>
@@ -455,24 +532,38 @@
       </w:r>
     </w:p>
     <w:p>
-      <w:proofErr w:type="spellStart"/>
-      <w:r>
-        <w:rPr>
-          <w:rFonts w:hint="eastAsia"/>
-        </w:rPr>
-        <w:t>Bishe</w:t>
-      </w:r>
-      <w:proofErr w:type="spellEnd"/>
-      <w:r>
-        <w:rPr>
-          <w:rFonts w:hint="eastAsia"/>
-        </w:rPr>
-        <w:t>——chapter3 &amp; chapter4</w:t>
-      </w:r>
-    </w:p>
-    <w:p/>
-    <w:p/>
-    <w:p>
+      <w:pPr>
+        <w:rPr>
+          <w:rFonts w:hint="eastAsia"/>
+        </w:rPr>
+      </w:pPr>
+      <w:r>
+        <w:rPr>
+          <w:rFonts w:hint="eastAsia"/>
+        </w:rPr>
+        <w:t>Bishe——chapter3 &amp; chapter4</w:t>
+      </w:r>
+    </w:p>
+    <w:p>
+      <w:pPr>
+        <w:rPr>
+          <w:rFonts w:hint="eastAsia"/>
+        </w:rPr>
+      </w:pPr>
+    </w:p>
+    <w:p>
+      <w:pPr>
+        <w:rPr>
+          <w:rFonts w:hint="eastAsia"/>
+        </w:rPr>
+      </w:pPr>
+    </w:p>
+    <w:p>
+      <w:pPr>
+        <w:rPr>
+          <w:rFonts w:hint="eastAsia"/>
+        </w:rPr>
+      </w:pPr>
       <w:r>
         <w:rPr>
           <w:rFonts w:hint="eastAsia"/>
@@ -487,6 +578,11 @@
       </w:r>
     </w:p>
     <w:p>
+      <w:pPr>
+        <w:rPr>
+          <w:rFonts w:hint="eastAsia"/>
+        </w:rPr>
+      </w:pPr>
       <w:r>
         <w:rPr>
           <w:rFonts w:hint="eastAsia"/>
@@ -496,22 +592,24 @@
       </w:r>
     </w:p>
     <w:p>
-      <w:proofErr w:type="spellStart"/>
-      <w:r>
-        <w:rPr>
-          <w:rFonts w:hint="eastAsia"/>
-        </w:rPr>
-        <w:t>Bishe</w:t>
-      </w:r>
-      <w:proofErr w:type="spellEnd"/>
-      <w:r>
-        <w:rPr>
-          <w:rFonts w:hint="eastAsia"/>
-        </w:rPr>
-        <w:t>——chapter3 &amp; chapter4</w:t>
-      </w:r>
-    </w:p>
-    <w:p>
+      <w:pPr>
+        <w:rPr>
+          <w:rFonts w:hint="eastAsia"/>
+        </w:rPr>
+      </w:pPr>
+      <w:r>
+        <w:rPr>
+          <w:rFonts w:hint="eastAsia"/>
+        </w:rPr>
+        <w:t>Bishe——chapter3 &amp; chapter4</w:t>
+      </w:r>
+    </w:p>
+    <w:p>
+      <w:pPr>
+        <w:rPr>
+          <w:rFonts w:hint="eastAsia"/>
+        </w:rPr>
+      </w:pPr>
       <w:r>
         <w:rPr>
           <w:rFonts w:hint="eastAsia"/>
@@ -527,23 +625,31 @@
       </w:r>
     </w:p>
     <w:p>
-      <w:proofErr w:type="spellStart"/>
-      <w:r>
-        <w:rPr>
-          <w:rFonts w:hint="eastAsia"/>
-        </w:rPr>
-        <w:t>Bishe</w:t>
-      </w:r>
-      <w:proofErr w:type="spellEnd"/>
-      <w:r>
-        <w:rPr>
-          <w:rFonts w:hint="eastAsia"/>
-        </w:rPr>
-        <w:t>——chapter3 &amp; chapter4</w:t>
-      </w:r>
-    </w:p>
-    <w:p/>
-    <w:p>
+      <w:pPr>
+        <w:rPr>
+          <w:rFonts w:hint="eastAsia"/>
+        </w:rPr>
+      </w:pPr>
+      <w:r>
+        <w:rPr>
+          <w:rFonts w:hint="eastAsia"/>
+        </w:rPr>
+        <w:t>Bishe——chapter3 &amp; chapter4</w:t>
+      </w:r>
+    </w:p>
+    <w:p>
+      <w:pPr>
+        <w:rPr>
+          <w:rFonts w:hint="eastAsia"/>
+        </w:rPr>
+      </w:pPr>
+    </w:p>
+    <w:p>
+      <w:pPr>
+        <w:rPr>
+          <w:rFonts w:hint="eastAsia"/>
+        </w:rPr>
+      </w:pPr>
       <w:r>
         <w:rPr>
           <w:rFonts w:hint="eastAsia"/>
@@ -552,23 +658,31 @@
       </w:r>
     </w:p>
     <w:p>
-      <w:proofErr w:type="spellStart"/>
-      <w:r>
-        <w:rPr>
-          <w:rFonts w:hint="eastAsia"/>
-        </w:rPr>
-        <w:t>Bishe</w:t>
-      </w:r>
-      <w:proofErr w:type="spellEnd"/>
-      <w:r>
-        <w:rPr>
-          <w:rFonts w:hint="eastAsia"/>
-        </w:rPr>
-        <w:t>——chapter3.3</w:t>
-      </w:r>
-    </w:p>
-    <w:p/>
-    <w:p>
+      <w:pPr>
+        <w:rPr>
+          <w:rFonts w:hint="eastAsia"/>
+        </w:rPr>
+      </w:pPr>
+      <w:r>
+        <w:rPr>
+          <w:rFonts w:hint="eastAsia"/>
+        </w:rPr>
+        <w:t>Bishe——chapter3.3</w:t>
+      </w:r>
+    </w:p>
+    <w:p>
+      <w:pPr>
+        <w:rPr>
+          <w:rFonts w:hint="eastAsia"/>
+        </w:rPr>
+      </w:pPr>
+    </w:p>
+    <w:p>
+      <w:pPr>
+        <w:rPr>
+          <w:rFonts w:hint="eastAsia"/>
+        </w:rPr>
+      </w:pPr>
       <w:r>
         <w:rPr>
           <w:rFonts w:hint="eastAsia"/>
@@ -577,25 +691,32 @@
       </w:r>
     </w:p>
     <w:p>
-      <w:proofErr w:type="spellStart"/>
-      <w:r>
-        <w:rPr>
-          <w:rFonts w:hint="eastAsia"/>
-          <w:highlight w:val="yellow"/>
-        </w:rPr>
-        <w:t>Bishe</w:t>
-      </w:r>
-      <w:proofErr w:type="spellEnd"/>
-      <w:r>
-        <w:rPr>
-          <w:rFonts w:hint="eastAsia"/>
-          <w:highlight w:val="yellow"/>
-        </w:rPr>
-        <w:t>——chapter4.3.3</w:t>
-      </w:r>
-    </w:p>
-    <w:p/>
-    <w:p>
+      <w:pPr>
+        <w:rPr>
+          <w:rFonts w:hint="eastAsia"/>
+        </w:rPr>
+      </w:pPr>
+      <w:r>
+        <w:rPr>
+          <w:rFonts w:hint="eastAsia"/>
+          <w:highlight w:val="yellow"/>
+        </w:rPr>
+        <w:t>Bishe——chapter4.3.3</w:t>
+      </w:r>
+    </w:p>
+    <w:p>
+      <w:pPr>
+        <w:rPr>
+          <w:rFonts w:hint="eastAsia"/>
+        </w:rPr>
+      </w:pPr>
+    </w:p>
+    <w:p>
+      <w:pPr>
+        <w:rPr>
+          <w:rFonts w:hint="eastAsia"/>
+        </w:rPr>
+      </w:pPr>
       <w:r>
         <w:rPr>
           <w:rFonts w:hint="eastAsia"/>
@@ -604,25 +725,32 @@
       </w:r>
     </w:p>
     <w:p>
-      <w:proofErr w:type="spellStart"/>
-      <w:r>
-        <w:rPr>
-          <w:rFonts w:hint="eastAsia"/>
-          <w:highlight w:val="yellow"/>
-        </w:rPr>
-        <w:t>Bishe</w:t>
-      </w:r>
-      <w:proofErr w:type="spellEnd"/>
-      <w:r>
-        <w:rPr>
-          <w:rFonts w:hint="eastAsia"/>
-          <w:highlight w:val="yellow"/>
-        </w:rPr>
-        <w:t>——relighting ablation</w:t>
-      </w:r>
-    </w:p>
-    <w:p/>
-    <w:p>
+      <w:pPr>
+        <w:rPr>
+          <w:rFonts w:hint="eastAsia"/>
+        </w:rPr>
+      </w:pPr>
+      <w:r>
+        <w:rPr>
+          <w:rFonts w:hint="eastAsia"/>
+          <w:highlight w:val="yellow"/>
+        </w:rPr>
+        <w:t>Bishe——relighting ablation</w:t>
+      </w:r>
+    </w:p>
+    <w:p>
+      <w:pPr>
+        <w:rPr>
+          <w:rFonts w:hint="eastAsia"/>
+        </w:rPr>
+      </w:pPr>
+    </w:p>
+    <w:p>
+      <w:pPr>
+        <w:rPr>
+          <w:rFonts w:hint="eastAsia"/>
+        </w:rPr>
+      </w:pPr>
       <w:r>
         <w:rPr>
           <w:rFonts w:hint="eastAsia"/>
@@ -631,23 +759,31 @@
       </w:r>
     </w:p>
     <w:p>
-      <w:proofErr w:type="spellStart"/>
-      <w:r>
-        <w:rPr>
-          <w:rFonts w:hint="eastAsia"/>
-        </w:rPr>
-        <w:t>Bishe</w:t>
-      </w:r>
-      <w:proofErr w:type="spellEnd"/>
-      <w:r>
-        <w:rPr>
-          <w:rFonts w:hint="eastAsia"/>
-        </w:rPr>
-        <w:t>——chapter4.2</w:t>
-      </w:r>
-    </w:p>
-    <w:p/>
-    <w:p>
+      <w:pPr>
+        <w:rPr>
+          <w:rFonts w:hint="eastAsia"/>
+        </w:rPr>
+      </w:pPr>
+      <w:r>
+        <w:rPr>
+          <w:rFonts w:hint="eastAsia"/>
+        </w:rPr>
+        <w:t>Bishe——chapter4.2</w:t>
+      </w:r>
+    </w:p>
+    <w:p>
+      <w:pPr>
+        <w:rPr>
+          <w:rFonts w:hint="eastAsia"/>
+        </w:rPr>
+      </w:pPr>
+    </w:p>
+    <w:p>
+      <w:pPr>
+        <w:rPr>
+          <w:rFonts w:hint="eastAsia"/>
+        </w:rPr>
+      </w:pPr>
       <w:r>
         <w:rPr>
           <w:rFonts w:hint="eastAsia"/>
@@ -656,23 +792,31 @@
       </w:r>
     </w:p>
     <w:p>
-      <w:proofErr w:type="spellStart"/>
-      <w:r>
-        <w:rPr>
-          <w:rFonts w:hint="eastAsia"/>
-        </w:rPr>
-        <w:t>Bishe</w:t>
-      </w:r>
-      <w:proofErr w:type="spellEnd"/>
-      <w:r>
-        <w:rPr>
-          <w:rFonts w:hint="eastAsia"/>
-        </w:rPr>
-        <w:t>——chapter4.2</w:t>
-      </w:r>
-    </w:p>
-    <w:p/>
-    <w:p>
+      <w:pPr>
+        <w:rPr>
+          <w:rFonts w:hint="eastAsia"/>
+        </w:rPr>
+      </w:pPr>
+      <w:r>
+        <w:rPr>
+          <w:rFonts w:hint="eastAsia"/>
+        </w:rPr>
+        <w:t>Bishe——chapter4.2</w:t>
+      </w:r>
+    </w:p>
+    <w:p>
+      <w:pPr>
+        <w:rPr>
+          <w:rFonts w:hint="eastAsia"/>
+        </w:rPr>
+      </w:pPr>
+    </w:p>
+    <w:p>
+      <w:pPr>
+        <w:rPr>
+          <w:rFonts w:hint="eastAsia"/>
+        </w:rPr>
+      </w:pPr>
       <w:r>
         <w:rPr>
           <w:rFonts w:hint="eastAsia"/>
@@ -681,23 +825,31 @@
       </w:r>
     </w:p>
     <w:p>
-      <w:proofErr w:type="spellStart"/>
-      <w:r>
-        <w:rPr>
-          <w:rFonts w:hint="eastAsia"/>
-        </w:rPr>
-        <w:t>Bishe</w:t>
-      </w:r>
-      <w:proofErr w:type="spellEnd"/>
-      <w:r>
-        <w:rPr>
-          <w:rFonts w:hint="eastAsia"/>
-        </w:rPr>
-        <w:t>——chapter3.2 &amp; chapter4.2</w:t>
-      </w:r>
-    </w:p>
-    <w:p/>
-    <w:p>
+      <w:pPr>
+        <w:rPr>
+          <w:rFonts w:hint="eastAsia"/>
+        </w:rPr>
+      </w:pPr>
+      <w:r>
+        <w:rPr>
+          <w:rFonts w:hint="eastAsia"/>
+        </w:rPr>
+        <w:t>Bishe——chapter3.2 &amp; chapter4.2</w:t>
+      </w:r>
+    </w:p>
+    <w:p>
+      <w:pPr>
+        <w:rPr>
+          <w:rFonts w:hint="eastAsia"/>
+        </w:rPr>
+      </w:pPr>
+    </w:p>
+    <w:p>
+      <w:pPr>
+        <w:rPr>
+          <w:rFonts w:hint="eastAsia"/>
+        </w:rPr>
+      </w:pPr>
       <w:r>
         <w:rPr>
           <w:rFonts w:hint="eastAsia"/>
@@ -706,23 +858,31 @@
       </w:r>
     </w:p>
     <w:p>
-      <w:proofErr w:type="spellStart"/>
-      <w:r>
-        <w:rPr>
-          <w:rFonts w:hint="eastAsia"/>
-        </w:rPr>
-        <w:t>Bishe</w:t>
-      </w:r>
-      <w:proofErr w:type="spellEnd"/>
-      <w:r>
-        <w:rPr>
-          <w:rFonts w:hint="eastAsia"/>
-        </w:rPr>
-        <w:t>——chapter3.2 &amp; chapter4.2</w:t>
-      </w:r>
-    </w:p>
-    <w:p/>
-    <w:p>
+      <w:pPr>
+        <w:rPr>
+          <w:rFonts w:hint="eastAsia"/>
+        </w:rPr>
+      </w:pPr>
+      <w:r>
+        <w:rPr>
+          <w:rFonts w:hint="eastAsia"/>
+        </w:rPr>
+        <w:t>Bishe——chapter3.2 &amp; chapter4.2</w:t>
+      </w:r>
+    </w:p>
+    <w:p>
+      <w:pPr>
+        <w:rPr>
+          <w:rFonts w:hint="eastAsia"/>
+        </w:rPr>
+      </w:pPr>
+    </w:p>
+    <w:p>
+      <w:pPr>
+        <w:rPr>
+          <w:rFonts w:hint="eastAsia"/>
+        </w:rPr>
+      </w:pPr>
       <w:r>
         <w:rPr>
           <w:rFonts w:hint="eastAsia"/>
@@ -731,19 +891,16 @@
       </w:r>
     </w:p>
     <w:p>
-      <w:proofErr w:type="spellStart"/>
-      <w:r>
-        <w:rPr>
-          <w:rFonts w:hint="eastAsia"/>
-        </w:rPr>
-        <w:t>Bishe</w:t>
-      </w:r>
-      <w:proofErr w:type="spellEnd"/>
-      <w:r>
-        <w:rPr>
-          <w:rFonts w:hint="eastAsia"/>
-        </w:rPr>
-        <w:t>——</w:t>
+      <w:pPr>
+        <w:rPr>
+          <w:rFonts w:hint="eastAsia"/>
+        </w:rPr>
+      </w:pPr>
+      <w:r>
+        <w:rPr>
+          <w:rFonts w:hint="eastAsia"/>
+        </w:rPr>
+        <w:t>Bishe——</w:t>
       </w:r>
       <w:r>
         <w:rPr>
@@ -766,8 +923,19 @@
         <w:t>chapter4.2</w:t>
       </w:r>
     </w:p>
-    <w:p/>
-    <w:p>
+    <w:p>
+      <w:pPr>
+        <w:rPr>
+          <w:rFonts w:hint="eastAsia"/>
+        </w:rPr>
+      </w:pPr>
+    </w:p>
+    <w:p>
+      <w:pPr>
+        <w:rPr>
+          <w:rFonts w:hint="eastAsia"/>
+        </w:rPr>
+      </w:pPr>
       <w:r>
         <w:rPr>
           <w:rFonts w:hint="eastAsia"/>
@@ -776,25 +944,32 @@
       </w:r>
     </w:p>
     <w:p>
-      <w:proofErr w:type="spellStart"/>
-      <w:r>
-        <w:rPr>
-          <w:rFonts w:hint="eastAsia"/>
-          <w:highlight w:val="yellow"/>
-        </w:rPr>
-        <w:t>Bishe</w:t>
-      </w:r>
-      <w:proofErr w:type="spellEnd"/>
-      <w:r>
-        <w:rPr>
-          <w:rFonts w:hint="eastAsia"/>
-          <w:highlight w:val="yellow"/>
-        </w:rPr>
-        <w:t>——RRGS相关所有</w:t>
-      </w:r>
-    </w:p>
-    <w:p/>
-    <w:p>
+      <w:pPr>
+        <w:rPr>
+          <w:rFonts w:hint="eastAsia"/>
+        </w:rPr>
+      </w:pPr>
+      <w:r>
+        <w:rPr>
+          <w:rFonts w:hint="eastAsia"/>
+          <w:highlight w:val="yellow"/>
+        </w:rPr>
+        <w:t>Bishe——RRGS相关所有</w:t>
+      </w:r>
+    </w:p>
+    <w:p>
+      <w:pPr>
+        <w:rPr>
+          <w:rFonts w:hint="eastAsia"/>
+        </w:rPr>
+      </w:pPr>
+    </w:p>
+    <w:p>
+      <w:pPr>
+        <w:rPr>
+          <w:rFonts w:hint="eastAsia"/>
+        </w:rPr>
+      </w:pPr>
       <w:r>
         <w:rPr>
           <w:rFonts w:hint="eastAsia"/>
@@ -803,21 +978,17 @@
       </w:r>
     </w:p>
     <w:p>
-      <w:proofErr w:type="spellStart"/>
-      <w:r>
-        <w:rPr>
-          <w:rFonts w:hint="eastAsia"/>
-          <w:highlight w:val="yellow"/>
-        </w:rPr>
-        <w:t>Bishe</w:t>
-      </w:r>
-      <w:proofErr w:type="spellEnd"/>
-      <w:r>
-        <w:rPr>
-          <w:rFonts w:hint="eastAsia"/>
-          <w:highlight w:val="yellow"/>
-        </w:rPr>
-        <w:t>——R</w:t>
+      <w:pPr>
+        <w:rPr>
+          <w:rFonts w:hint="eastAsia"/>
+        </w:rPr>
+      </w:pPr>
+      <w:r>
+        <w:rPr>
+          <w:rFonts w:hint="eastAsia"/>
+          <w:highlight w:val="yellow"/>
+        </w:rPr>
+        <w:t>Bishe——R</w:t>
       </w:r>
       <w:r>
         <w:rPr>
@@ -834,8 +1005,19 @@
         <w:t>相关所有</w:t>
       </w:r>
     </w:p>
-    <w:p/>
-    <w:p>
+    <w:p>
+      <w:pPr>
+        <w:rPr>
+          <w:rFonts w:hint="eastAsia"/>
+        </w:rPr>
+      </w:pPr>
+    </w:p>
+    <w:p>
+      <w:pPr>
+        <w:rPr>
+          <w:rFonts w:hint="eastAsia"/>
+        </w:rPr>
+      </w:pPr>
       <w:r>
         <w:rPr>
           <w:rFonts w:hint="eastAsia"/>
@@ -844,21 +1026,17 @@
       </w:r>
     </w:p>
     <w:p>
-      <w:proofErr w:type="spellStart"/>
-      <w:r>
-        <w:rPr>
-          <w:rFonts w:hint="eastAsia"/>
-          <w:highlight w:val="yellow"/>
-        </w:rPr>
-        <w:t>Bishe</w:t>
-      </w:r>
-      <w:proofErr w:type="spellEnd"/>
-      <w:r>
-        <w:rPr>
-          <w:rFonts w:hint="eastAsia"/>
-          <w:highlight w:val="yellow"/>
-        </w:rPr>
-        <w:t>——</w:t>
+      <w:pPr>
+        <w:rPr>
+          <w:rFonts w:hint="eastAsia"/>
+        </w:rPr>
+      </w:pPr>
+      <w:r>
+        <w:rPr>
+          <w:rFonts w:hint="eastAsia"/>
+          <w:highlight w:val="yellow"/>
+        </w:rPr>
+        <w:t>Bishe——</w:t>
       </w:r>
       <w:r>
         <w:rPr>
@@ -875,8 +1053,19 @@
         <w:t>相关所有</w:t>
       </w:r>
     </w:p>
-    <w:p/>
-    <w:p>
+    <w:p>
+      <w:pPr>
+        <w:rPr>
+          <w:rFonts w:hint="eastAsia"/>
+        </w:rPr>
+      </w:pPr>
+    </w:p>
+    <w:p>
+      <w:pPr>
+        <w:rPr>
+          <w:rFonts w:hint="eastAsia"/>
+        </w:rPr>
+      </w:pPr>
       <w:r>
         <w:rPr>
           <w:rFonts w:hint="eastAsia"/>
@@ -885,23 +1074,31 @@
       </w:r>
     </w:p>
     <w:p>
-      <w:proofErr w:type="spellStart"/>
-      <w:r>
-        <w:rPr>
-          <w:rFonts w:hint="eastAsia"/>
-        </w:rPr>
-        <w:t>Bishe</w:t>
-      </w:r>
-      <w:proofErr w:type="spellEnd"/>
-      <w:r>
-        <w:rPr>
-          <w:rFonts w:hint="eastAsia"/>
-        </w:rPr>
-        <w:t>——chapter3 &amp; chapter4文字</w:t>
-      </w:r>
-    </w:p>
-    <w:p/>
-    <w:p>
+      <w:pPr>
+        <w:rPr>
+          <w:rFonts w:hint="eastAsia"/>
+        </w:rPr>
+      </w:pPr>
+      <w:r>
+        <w:rPr>
+          <w:rFonts w:hint="eastAsia"/>
+        </w:rPr>
+        <w:t>Bishe——chapter3 &amp; chapter4文字</w:t>
+      </w:r>
+    </w:p>
+    <w:p>
+      <w:pPr>
+        <w:rPr>
+          <w:rFonts w:hint="eastAsia"/>
+        </w:rPr>
+      </w:pPr>
+    </w:p>
+    <w:p>
+      <w:pPr>
+        <w:rPr>
+          <w:rFonts w:hint="eastAsia"/>
+        </w:rPr>
+      </w:pPr>
       <w:r>
         <w:rPr>
           <w:rFonts w:hint="eastAsia"/>
@@ -916,19 +1113,16 @@
       </w:r>
     </w:p>
     <w:p>
-      <w:proofErr w:type="spellStart"/>
-      <w:r>
-        <w:rPr>
-          <w:rFonts w:hint="eastAsia"/>
-        </w:rPr>
-        <w:t>Bishe</w:t>
-      </w:r>
-      <w:proofErr w:type="spellEnd"/>
-      <w:r>
-        <w:rPr>
-          <w:rFonts w:hint="eastAsia"/>
-        </w:rPr>
-        <w:t xml:space="preserve">——chapter1 &amp; </w:t>
+      <w:pPr>
+        <w:rPr>
+          <w:rFonts w:hint="eastAsia"/>
+        </w:rPr>
+      </w:pPr>
+      <w:r>
+        <w:rPr>
+          <w:rFonts w:hint="eastAsia"/>
+        </w:rPr>
+        <w:t xml:space="preserve">Bishe——chapter1 &amp; </w:t>
       </w:r>
       <w:r>
         <w:rPr>
@@ -944,8 +1138,19 @@
         <w:t xml:space="preserve"> &amp; chapter4文字</w:t>
       </w:r>
     </w:p>
-    <w:p/>
-    <w:p>
+    <w:p>
+      <w:pPr>
+        <w:rPr>
+          <w:rFonts w:hint="eastAsia"/>
+        </w:rPr>
+      </w:pPr>
+    </w:p>
+    <w:p>
+      <w:pPr>
+        <w:rPr>
+          <w:rFonts w:hint="eastAsia"/>
+        </w:rPr>
+      </w:pPr>
       <w:r>
         <w:rPr>
           <w:rFonts w:hint="eastAsia"/>
@@ -954,19 +1159,16 @@
       </w:r>
     </w:p>
     <w:p>
-      <w:proofErr w:type="spellStart"/>
-      <w:r>
-        <w:rPr>
-          <w:rFonts w:hint="eastAsia"/>
-        </w:rPr>
-        <w:t>Bishe</w:t>
-      </w:r>
-      <w:proofErr w:type="spellEnd"/>
-      <w:r>
-        <w:rPr>
-          <w:rFonts w:hint="eastAsia"/>
-        </w:rPr>
-        <w:t>——</w:t>
+      <w:pPr>
+        <w:rPr>
+          <w:rFonts w:hint="eastAsia"/>
+        </w:rPr>
+      </w:pPr>
+      <w:r>
+        <w:rPr>
+          <w:rFonts w:hint="eastAsia"/>
+        </w:rPr>
+        <w:t>Bishe——</w:t>
       </w:r>
       <w:r>
         <w:rPr>
@@ -983,6 +1185,11 @@
       </w:r>
     </w:p>
     <w:p>
+      <w:pPr>
+        <w:rPr>
+          <w:rFonts w:hint="eastAsia"/>
+        </w:rPr>
+      </w:pPr>
       <w:r>
         <w:rPr>
           <w:rFonts w:hint="eastAsia"/>
@@ -992,14 +1199,180 @@
       </w:r>
     </w:p>
     <w:p>
-      <w:proofErr w:type="spellStart"/>
-      <w:r>
-        <w:rPr>
-          <w:rFonts w:hint="eastAsia"/>
+      <w:pPr>
+        <w:rPr>
+          <w:rFonts w:hint="eastAsia"/>
+        </w:rPr>
+      </w:pPr>
+      <w:r>
+        <w:rPr>
+          <w:rFonts w:hint="eastAsia"/>
+        </w:rPr>
+        <w:t>Bishe——</w:t>
+      </w:r>
+      <w:r>
+        <w:rPr>
+          <w:rFonts w:hint="eastAsia"/>
+        </w:rPr>
+        <w:t xml:space="preserve">chapter1 </w:t>
+      </w:r>
+      <w:r>
+        <w:rPr>
+          <w:rFonts w:hint="eastAsia"/>
+          <w:highlight w:val="yellow"/>
+        </w:rPr>
+        <w:t xml:space="preserve">&amp; </w:t>
+      </w:r>
+      <w:r>
+        <w:rPr>
+          <w:highlight w:val="yellow"/>
+        </w:rPr>
+        <w:t>chapter</w:t>
+      </w:r>
+      <w:r>
+        <w:rPr>
+          <w:rFonts w:hint="eastAsia"/>
+          <w:highlight w:val="yellow"/>
+        </w:rPr>
+        <w:t>2</w:t>
+      </w:r>
+    </w:p>
+    <w:p>
+      <w:pPr>
+        <w:rPr>
+          <w:rFonts w:hint="eastAsia"/>
+        </w:rPr>
+      </w:pPr>
+    </w:p>
+    <w:p>
+      <w:pPr>
+        <w:rPr>
+          <w:rFonts w:hint="eastAsia"/>
+        </w:rPr>
+      </w:pPr>
+      <w:r>
+        <w:rPr>
+          <w:rFonts w:hint="eastAsia"/>
+        </w:rPr>
+        <w:t>2026.2.3.5</w:t>
+      </w:r>
+    </w:p>
+    <w:p>
+      <w:pPr>
+        <w:rPr>
+          <w:rFonts w:hint="eastAsia"/>
+        </w:rPr>
+      </w:pPr>
+      <w:r>
+        <w:rPr>
+          <w:rFonts w:hint="eastAsia"/>
+        </w:rPr>
+        <w:t>Bishe——version 1.0</w:t>
+      </w:r>
+    </w:p>
+    <w:p>
+      <w:pPr>
+        <w:rPr>
+          <w:rFonts w:hint="eastAsia"/>
+        </w:rPr>
+      </w:pPr>
+    </w:p>
+    <w:p>
+      <w:pPr>
+        <w:rPr>
+          <w:rFonts w:hint="eastAsia"/>
+        </w:rPr>
+      </w:pPr>
+      <w:r>
+        <w:rPr>
+          <w:rFonts w:hint="eastAsia"/>
+        </w:rPr>
+        <w:t>2026.2.3.5</w:t>
+      </w:r>
+    </w:p>
+    <w:p>
+      <w:pPr>
+        <w:rPr>
+          <w:rFonts w:hint="eastAsia"/>
+        </w:rPr>
+      </w:pPr>
+      <w:r>
+        <w:rPr>
+          <w:rFonts w:hint="eastAsia"/>
+        </w:rPr>
+        <w:t>Bishe——</w:t>
+      </w:r>
+      <w:r>
+        <w:rPr>
+          <w:rFonts w:hint="eastAsia"/>
+          <w:highlight w:val="yellow"/>
+        </w:rPr>
+        <w:t>version 1.0</w:t>
+      </w:r>
+    </w:p>
+    <w:p>
+      <w:pPr>
+        <w:rPr>
+          <w:rFonts w:hint="eastAsia"/>
+        </w:rPr>
+      </w:pPr>
+    </w:p>
+    <w:p>
+      <w:pPr>
+        <w:rPr>
+          <w:rFonts w:hint="eastAsia"/>
+        </w:rPr>
+      </w:pPr>
+      <w:r>
+        <w:t>2026.3.18</w:t>
+      </w:r>
+    </w:p>
+    <w:p>
+      <w:pPr>
+        <w:rPr>
+          <w:rFonts w:hint="eastAsia"/>
+        </w:rPr>
+      </w:pPr>
+      <w:r>
+        <w:rPr>
+          <w:highlight w:val="yellow"/>
         </w:rPr>
         <w:t>Bishe</w:t>
       </w:r>
-      <w:proofErr w:type="spellEnd"/>
+      <w:r>
+        <w:rPr>
+          <w:rFonts w:hint="eastAsia"/>
+          <w:highlight w:val="yellow"/>
+        </w:rPr>
+        <w:t>——查重&amp;to word</w:t>
+      </w:r>
+    </w:p>
+    <w:p>
+      <w:pPr>
+        <w:rPr>
+          <w:rFonts w:hint="eastAsia"/>
+        </w:rPr>
+      </w:pPr>
+    </w:p>
+    <w:p>
+      <w:pPr>
+        <w:rPr>
+          <w:rFonts w:hint="eastAsia"/>
+        </w:rPr>
+      </w:pPr>
+      <w:r>
+        <w:t>2026.4.19</w:t>
+      </w:r>
+    </w:p>
+    <w:p>
+      <w:pPr>
+        <w:rPr>
+          <w:rFonts w:hint="eastAsia"/>
+        </w:rPr>
+      </w:pPr>
+      <w:r>
+        <w:t>Xiao</w:t>
+      </w:r>
       <w:r>
         <w:rPr>
           <w:rFonts w:hint="eastAsia"/>
@@ -1007,75 +1380,45 @@
         <w:t>——</w:t>
       </w:r>
       <w:r>
-        <w:rPr>
-          <w:rFonts w:hint="eastAsia"/>
-        </w:rPr>
-        <w:t xml:space="preserve">chapter1 </w:t>
-      </w:r>
-      <w:r>
-        <w:rPr>
-          <w:rFonts w:hint="eastAsia"/>
-          <w:highlight w:val="yellow"/>
-        </w:rPr>
-        <w:t xml:space="preserve">&amp; </w:t>
-      </w:r>
-      <w:r>
-        <w:rPr>
-          <w:highlight w:val="yellow"/>
-        </w:rPr>
-        <w:t>chapter</w:t>
-      </w:r>
-      <w:r>
-        <w:rPr>
-          <w:rFonts w:hint="eastAsia"/>
-          <w:highlight w:val="yellow"/>
-        </w:rPr>
-        <w:t>2</w:t>
-      </w:r>
-    </w:p>
-    <w:p/>
-    <w:p>
-      <w:r>
-        <w:rPr>
-          <w:rFonts w:hint="eastAsia"/>
-        </w:rPr>
-        <w:t>2026.2.3.5</w:t>
-      </w:r>
-    </w:p>
-    <w:p>
-      <w:proofErr w:type="spellStart"/>
-      <w:r>
-        <w:rPr>
-          <w:rFonts w:hint="eastAsia"/>
-        </w:rPr>
-        <w:t>Bishe</w:t>
-      </w:r>
-      <w:proofErr w:type="spellEnd"/>
-      <w:r>
-        <w:rPr>
-          <w:rFonts w:hint="eastAsia"/>
-        </w:rPr>
-        <w:t>——version 1.0</w:t>
-      </w:r>
-    </w:p>
-    <w:p/>
-    <w:p>
-      <w:r>
-        <w:rPr>
-          <w:rFonts w:hint="eastAsia"/>
-        </w:rPr>
-        <w:t>2026.2.3.5</w:t>
-      </w:r>
-    </w:p>
-    <w:p>
-      <w:proofErr w:type="spellStart"/>
-      <w:r>
-        <w:rPr>
-          <w:rFonts w:hint="eastAsia"/>
-        </w:rPr>
-        <w:t>Bishe</w:t>
-      </w:r>
-      <w:proofErr w:type="spellEnd"/>
+        <w:t>introduction</w:t>
+      </w:r>
+    </w:p>
+    <w:p>
+      <w:pPr>
+        <w:rPr>
+          <w:rFonts w:hint="eastAsia"/>
+        </w:rPr>
+      </w:pPr>
+    </w:p>
+    <w:p>
+      <w:pPr>
+        <w:rPr>
+          <w:rFonts w:hint="eastAsia"/>
+        </w:rPr>
+      </w:pPr>
+      <w:r>
+        <w:t>2026.4.25</w:t>
+      </w:r>
+    </w:p>
+    <w:p>
+      <w:pPr>
+        <w:rPr>
+          <w:rFonts w:hint="eastAsia"/>
+        </w:rPr>
+      </w:pPr>
+      <w:r>
+        <w:t>Ai video</w:t>
+      </w:r>
+    </w:p>
+    <w:p>
+      <w:pPr>
+        <w:rPr>
+          <w:rFonts w:hint="eastAsia"/>
+        </w:rPr>
+      </w:pPr>
+      <w:r>
+        <w:t>Xiao</w:t>
+      </w:r>
       <w:r>
         <w:rPr>
           <w:rFonts w:hint="eastAsia"/>
@@ -1083,171 +1426,175 @@
         <w:t>——</w:t>
       </w:r>
       <w:r>
-        <w:rPr>
-          <w:rFonts w:hint="eastAsia"/>
-          <w:highlight w:val="yellow"/>
-        </w:rPr>
-        <w:t>version 1.0</w:t>
-      </w:r>
-    </w:p>
-    <w:p/>
-    <w:p>
-      <w:r>
-        <w:t>2026.3.18</w:t>
-      </w:r>
-    </w:p>
-    <w:p>
-      <w:proofErr w:type="spellStart"/>
-      <w:r>
-        <w:rPr>
-          <w:highlight w:val="yellow"/>
-        </w:rPr>
-        <w:t>Bishe</w:t>
-      </w:r>
-      <w:proofErr w:type="spellEnd"/>
-      <w:r>
-        <w:rPr>
-          <w:rFonts w:hint="eastAsia"/>
-          <w:highlight w:val="yellow"/>
-        </w:rPr>
-        <w:t>——查重&amp;to word</w:t>
-      </w:r>
-    </w:p>
-    <w:p/>
-    <w:p>
-      <w:r>
-        <w:t>2026.4.19</w:t>
-      </w:r>
-    </w:p>
-    <w:p>
-      <w:r>
+        <w:t>all</w:t>
+      </w:r>
+    </w:p>
+    <w:p>
+      <w:pPr>
+        <w:rPr>
+          <w:rFonts w:hint="eastAsia"/>
+        </w:rPr>
+      </w:pPr>
+    </w:p>
+    <w:p>
+      <w:pPr>
+        <w:rPr>
+          <w:rFonts w:hint="eastAsia"/>
+        </w:rPr>
+      </w:pPr>
+      <w:r>
+        <w:t>2026.4.29</w:t>
+      </w:r>
+    </w:p>
+    <w:p>
+      <w:pPr>
+        <w:rPr>
+          <w:rFonts w:hint="eastAsia"/>
+        </w:rPr>
+      </w:pPr>
+      <w:r>
+        <w:rPr>
+          <w:highlight w:val="yellow"/>
+        </w:rPr>
+        <w:t>Cc deployment</w:t>
+      </w:r>
+    </w:p>
+    <w:p>
+      <w:pPr>
+        <w:rPr>
+          <w:rFonts w:hint="eastAsia"/>
+        </w:rPr>
+      </w:pPr>
+      <w:r>
+        <w:t>Ai video half</w:t>
+      </w:r>
+    </w:p>
+    <w:p>
+      <w:pPr>
+        <w:rPr>
+          <w:rFonts w:hint="eastAsia"/>
+        </w:rPr>
+      </w:pPr>
+      <w:r>
+        <w:rPr>
+          <w:highlight w:val="yellow"/>
+        </w:rPr>
+        <w:t>Triblend terrain v1</w:t>
+      </w:r>
+    </w:p>
+    <w:p>
+      <w:pPr>
+        <w:rPr>
+          <w:rFonts w:hint="eastAsia"/>
+        </w:rPr>
+      </w:pPr>
+    </w:p>
+    <w:p>
+      <w:pPr>
+        <w:rPr>
+          <w:rFonts w:hint="eastAsia"/>
+        </w:rPr>
+      </w:pPr>
+      <w:r>
+        <w:t>2026.5.1</w:t>
+      </w:r>
+    </w:p>
+    <w:p>
+      <w:pPr>
+        <w:rPr>
+          <w:rFonts w:hint="eastAsia"/>
+        </w:rPr>
+      </w:pPr>
+      <w:r>
+        <w:rPr>
+          <w:highlight w:val="yellow"/>
+        </w:rPr>
         <w:t>Xiao</w:t>
       </w:r>
       <w:r>
         <w:rPr>
           <w:rFonts w:hint="eastAsia"/>
-        </w:rPr>
-        <w:t>——</w:t>
-      </w:r>
-      <w:r>
-        <w:t>introduction</w:t>
-      </w:r>
-    </w:p>
-    <w:p/>
-    <w:p>
-      <w:r>
-        <w:t>2026.4.25</w:t>
-      </w:r>
-    </w:p>
-    <w:p>
-      <w:r>
-        <w:t>Ai video</w:t>
-      </w:r>
-    </w:p>
-    <w:p>
-      <w:r>
-        <w:t>Xiao</w:t>
-      </w:r>
-      <w:r>
-        <w:rPr>
-          <w:rFonts w:hint="eastAsia"/>
-        </w:rPr>
-        <w:t>——</w:t>
-      </w:r>
-      <w:r>
-        <w:t>all</w:t>
-      </w:r>
-    </w:p>
-    <w:p/>
-    <w:p>
-      <w:r>
-        <w:t>2026.4.29</w:t>
-      </w:r>
-    </w:p>
-    <w:p>
-      <w:r>
-        <w:rPr>
-          <w:highlight w:val="yellow"/>
-        </w:rPr>
-        <w:t>Cc deployment</w:t>
-      </w:r>
-    </w:p>
-    <w:p>
-      <w:r>
+          <w:highlight w:val="yellow"/>
+        </w:rPr>
+        <w:t>——all</w:t>
+      </w:r>
+    </w:p>
+    <w:p>
+      <w:pPr>
+        <w:rPr>
+          <w:rFonts w:hint="eastAsia"/>
+        </w:rPr>
+      </w:pPr>
+    </w:p>
+    <w:p>
+      <w:pPr>
+        <w:rPr>
+          <w:rFonts w:hint="eastAsia"/>
+        </w:rPr>
+      </w:pPr>
+      <w:r>
+        <w:t>2026.5.10</w:t>
+      </w:r>
+    </w:p>
+    <w:p>
+      <w:pPr>
+        <w:rPr>
+          <w:rFonts w:hint="eastAsia"/>
+        </w:rPr>
+      </w:pPr>
+      <w:r>
+        <w:rPr>
+          <w:highlight w:val="yellow"/>
+        </w:rPr>
+        <w:t>Claw</w:t>
+      </w:r>
+    </w:p>
+    <w:p>
+      <w:pPr>
+        <w:rPr>
+          <w:rFonts w:hint="eastAsia"/>
+        </w:rPr>
+      </w:pPr>
+      <w:r>
+        <w:rPr>
+          <w:highlight w:val="yellow"/>
+        </w:rPr>
         <w:t>Ai video half</w:t>
       </w:r>
     </w:p>
     <w:p>
-      <w:proofErr w:type="spellStart"/>
-      <w:r>
-        <w:rPr>
-          <w:highlight w:val="yellow"/>
-        </w:rPr>
-        <w:t>Triblend</w:t>
-      </w:r>
-      <w:proofErr w:type="spellEnd"/>
-      <w:r>
-        <w:rPr>
-          <w:highlight w:val="yellow"/>
-        </w:rPr>
-        <w:t xml:space="preserve"> terrain v1</w:t>
-      </w:r>
-    </w:p>
-    <w:p/>
-    <w:p>
-      <w:r>
-        <w:t>2026.5.1</w:t>
-      </w:r>
-    </w:p>
-    <w:p>
-      <w:r>
-        <w:rPr>
-          <w:highlight w:val="yellow"/>
-        </w:rPr>
-        <w:t>Xiao</w:t>
-      </w:r>
-      <w:r>
-        <w:rPr>
-          <w:rFonts w:hint="eastAsia"/>
-          <w:highlight w:val="yellow"/>
-        </w:rPr>
-        <w:t>——all</w:t>
-      </w:r>
-    </w:p>
-    <w:p/>
-    <w:p>
-      <w:r>
-        <w:t>2026.5.10</w:t>
-      </w:r>
-    </w:p>
-    <w:p>
-      <w:r>
-        <w:rPr>
-          <w:highlight w:val="yellow"/>
-        </w:rPr>
-        <w:t>Claw</w:t>
-      </w:r>
-    </w:p>
-    <w:p>
-      <w:r>
-        <w:rPr>
-          <w:highlight w:val="yellow"/>
-        </w:rPr>
-        <w:t>Ai video half</w:t>
-      </w:r>
-    </w:p>
-    <w:p>
+      <w:pPr>
+        <w:rPr>
+          <w:rFonts w:hint="eastAsia"/>
+        </w:rPr>
+      </w:pPr>
       <w:r>
         <w:t xml:space="preserve">Team Analysis </w:t>
       </w:r>
     </w:p>
-    <w:p/>
-    <w:p>
+    <w:p>
+      <w:pPr>
+        <w:rPr>
+          <w:rFonts w:hint="eastAsia"/>
+        </w:rPr>
+      </w:pPr>
+    </w:p>
+    <w:p>
+      <w:pPr>
+        <w:rPr>
+          <w:rFonts w:hint="eastAsia"/>
+        </w:rPr>
+      </w:pPr>
       <w:r>
         <w:t>2026.5.17</w:t>
       </w:r>
     </w:p>
     <w:p>
+      <w:pPr>
+        <w:rPr>
+          <w:rFonts w:hint="eastAsia"/>
+        </w:rPr>
+      </w:pPr>
       <w:r>
         <w:t>Ai video all</w:t>
       </w:r>
@@ -1255,22 +1602,15 @@
     <w:p>
       <w:pPr>
         <w:rPr>
-          <w:highlight w:val="yellow"/>
-        </w:rPr>
-      </w:pPr>
-      <w:proofErr w:type="spellStart"/>
-      <w:r>
-        <w:rPr>
-          <w:highlight w:val="yellow"/>
-        </w:rPr>
-        <w:t>Bishe</w:t>
-      </w:r>
-      <w:proofErr w:type="spellEnd"/>
-      <w:r>
-        <w:rPr>
-          <w:highlight w:val="yellow"/>
-        </w:rPr>
-        <w:t xml:space="preserve"> </w:t>
+          <w:rFonts w:hint="eastAsia"/>
+          <w:highlight w:val="yellow"/>
+        </w:rPr>
+      </w:pPr>
+      <w:r>
+        <w:rPr>
+          <w:highlight w:val="yellow"/>
+        </w:rPr>
+        <w:t xml:space="preserve">Bishe </w:t>
       </w:r>
       <w:r>
         <w:rPr>
@@ -1281,30 +1621,42 @@
       </w:r>
     </w:p>
     <w:p>
-      <w:proofErr w:type="spellStart"/>
-      <w:r>
-        <w:rPr>
-          <w:rFonts w:hint="eastAsia"/>
-          <w:highlight w:val="yellow"/>
-        </w:rPr>
-        <w:t>Bishe</w:t>
-      </w:r>
-      <w:proofErr w:type="spellEnd"/>
-      <w:r>
-        <w:rPr>
-          <w:rFonts w:hint="eastAsia"/>
-          <w:highlight w:val="yellow"/>
-        </w:rPr>
-        <w:t xml:space="preserve"> PPT</w:t>
-      </w:r>
-    </w:p>
-    <w:p/>
-    <w:p>
+      <w:pPr>
+        <w:rPr>
+          <w:rFonts w:hint="eastAsia"/>
+        </w:rPr>
+      </w:pPr>
+      <w:r>
+        <w:rPr>
+          <w:rFonts w:hint="eastAsia"/>
+          <w:highlight w:val="yellow"/>
+        </w:rPr>
+        <w:t>Bishe PPT</w:t>
+      </w:r>
+    </w:p>
+    <w:p>
+      <w:pPr>
+        <w:rPr>
+          <w:rFonts w:hint="eastAsia"/>
+        </w:rPr>
+      </w:pPr>
+    </w:p>
+    <w:p>
+      <w:pPr>
+        <w:rPr>
+          <w:rFonts w:hint="eastAsia"/>
+        </w:rPr>
+      </w:pPr>
       <w:r>
         <w:t>2026.5.24</w:t>
       </w:r>
     </w:p>
     <w:p>
+      <w:pPr>
+        <w:rPr>
+          <w:rFonts w:hint="eastAsia"/>
+        </w:rPr>
+      </w:pPr>
       <w:r>
         <w:rPr>
           <w:highlight w:val="yellow"/>
@@ -1313,6 +1665,11 @@
       </w:r>
     </w:p>
     <w:p>
+      <w:pPr>
+        <w:rPr>
+          <w:rFonts w:hint="eastAsia"/>
+        </w:rPr>
+      </w:pPr>
       <w:r>
         <w:rPr>
           <w:rFonts w:hint="eastAsia"/>
@@ -1327,13 +1684,29 @@
         <w:t>归档</w:t>
       </w:r>
     </w:p>
-    <w:p/>
-    <w:p>
+    <w:p>
+      <w:pPr>
+        <w:rPr>
+          <w:rFonts w:hint="eastAsia"/>
+        </w:rPr>
+      </w:pPr>
+    </w:p>
+    <w:p>
+      <w:pPr>
+        <w:rPr>
+          <w:rFonts w:hint="eastAsia"/>
+        </w:rPr>
+      </w:pPr>
       <w:r>
         <w:t>2026.5.25</w:t>
       </w:r>
     </w:p>
     <w:p>
+      <w:pPr>
+        <w:rPr>
+          <w:rFonts w:hint="eastAsia"/>
+        </w:rPr>
+      </w:pPr>
       <w:r>
         <w:rPr>
           <w:rFonts w:hint="eastAsia"/>
@@ -1343,11 +1716,21 @@
       </w:r>
     </w:p>
     <w:p>
+      <w:pPr>
+        <w:rPr>
+          <w:rFonts w:hint="eastAsia"/>
+        </w:rPr>
+      </w:pPr>
       <w:r>
         <w:t>Cod terrain</w:t>
       </w:r>
     </w:p>
     <w:p>
+      <w:pPr>
+        <w:rPr>
+          <w:rFonts w:hint="eastAsia"/>
+        </w:rPr>
+      </w:pPr>
       <w:r>
         <w:rPr>
           <w:rFonts w:hint="eastAsia"/>
@@ -1357,6 +1740,11 @@
       </w:r>
     </w:p>
     <w:p>
+      <w:pPr>
+        <w:rPr>
+          <w:rFonts w:hint="eastAsia"/>
+        </w:rPr>
+      </w:pPr>
       <w:r>
         <w:rPr>
           <w:rFonts w:hint="eastAsia"/>
@@ -1365,6 +1753,11 @@
       </w:r>
     </w:p>
     <w:p>
+      <w:pPr>
+        <w:rPr>
+          <w:rFonts w:hint="eastAsia"/>
+        </w:rPr>
+      </w:pPr>
       <w:r>
         <w:rPr>
           <w:rFonts w:hint="eastAsia"/>
@@ -1372,58 +1765,592 @@
         <w:t>Product：调研</w:t>
       </w:r>
     </w:p>
+    <w:p>
+      <w:pPr>
+        <w:rPr>
+          <w:rFonts w:hint="eastAsia"/>
+        </w:rPr>
+      </w:pPr>
+    </w:p>
+    <w:p>
+      <w:pPr>
+        <w:rPr>
+          <w:rFonts w:hint="eastAsia"/>
+        </w:rPr>
+      </w:pPr>
+      <w:r>
+        <w:rPr>
+          <w:rFonts w:hint="eastAsia"/>
+        </w:rPr>
+        <w:t>2026.6.30</w:t>
+      </w:r>
+    </w:p>
+    <w:p>
+      <w:pPr>
+        <w:rPr>
+          <w:rFonts w:hint="eastAsia"/>
+        </w:rPr>
+      </w:pPr>
+      <w:r>
+        <w:rPr>
+          <w:rFonts w:hint="eastAsia"/>
+          <w:highlight w:val="yellow"/>
+        </w:rPr>
+        <w:t>Tech：</w:t>
+      </w:r>
+      <w:r>
+        <w:rPr>
+          <w:rFonts w:hint="eastAsia"/>
+          <w:highlight w:val="yellow"/>
+        </w:rPr>
+        <w:t>Ghost of Yotei</w:t>
+      </w:r>
+    </w:p>
+    <w:p>
+      <w:pPr>
+        <w:rPr>
+          <w:rFonts w:hint="eastAsia"/>
+        </w:rPr>
+      </w:pPr>
+      <w:r>
+        <w:rPr>
+          <w:rFonts w:hint="eastAsia"/>
+        </w:rPr>
+        <w:t>Pika：CMAKE</w:t>
+      </w:r>
+    </w:p>
+    <w:p>
+      <w:pPr>
+        <w:rPr>
+          <w:rFonts w:hint="eastAsia"/>
+        </w:rPr>
+      </w:pPr>
+    </w:p>
+    <w:p>
+      <w:pPr>
+        <w:rPr>
+          <w:rFonts w:hint="eastAsia"/>
+        </w:rPr>
+      </w:pPr>
+      <w:r>
+        <w:t>2026.7.3</w:t>
+      </w:r>
+      <w:r>
+        <w:rPr>
+          <w:rFonts w:hint="eastAsia"/>
+        </w:rPr>
+        <w:t xml:space="preserve"> </w:t>
+      </w:r>
+      <w:r>
+        <w:t>–</w:t>
+      </w:r>
+      <w:r>
+        <w:rPr>
+          <w:rFonts w:hint="eastAsia"/>
+        </w:rPr>
+        <w:t xml:space="preserve"> </w:t>
+      </w:r>
+      <w:r>
+        <w:rPr>
+          <w:rFonts w:hint="eastAsia"/>
+        </w:rPr>
+        <w:t>2026.7.11</w:t>
+      </w:r>
+    </w:p>
+    <w:p>
+      <w:pPr>
+        <w:rPr>
+          <w:rFonts w:hint="eastAsia"/>
+        </w:rPr>
+      </w:pPr>
+      <w:r>
+        <w:t>GI</w:t>
+      </w:r>
+      <w:r>
+        <w:rPr>
+          <w:rFonts w:hint="eastAsia"/>
+        </w:rPr>
+        <w:t>初稿</w:t>
+      </w:r>
+    </w:p>
+    <w:p>
+      <w:pPr>
+        <w:rPr>
+          <w:rFonts w:hint="eastAsia"/>
+        </w:rPr>
+      </w:pPr>
+      <w:r>
+        <w:rPr>
+          <w:rFonts w:hint="eastAsia"/>
+        </w:rPr>
+        <w:t>Pika：CMAKE</w:t>
+      </w:r>
+    </w:p>
+    <w:p>
+      <w:pPr>
+        <w:rPr>
+          <w:rFonts w:hint="eastAsia"/>
+        </w:rPr>
+      </w:pPr>
+      <w:r>
+        <w:rPr>
+          <w:rFonts w:hint="eastAsia"/>
+          <w:highlight w:val="yellow"/>
+        </w:rPr>
+        <w:t>装机调研&amp;确定</w:t>
+      </w:r>
+    </w:p>
+    <w:p>
+      <w:pPr>
+        <w:rPr>
+          <w:rFonts w:hint="eastAsia"/>
+        </w:rPr>
+      </w:pPr>
+    </w:p>
+    <w:p>
+      <w:pPr>
+        <w:rPr>
+          <w:rFonts w:hint="eastAsia"/>
+        </w:rPr>
+      </w:pPr>
+      <w:r>
+        <w:t>2026.7.12</w:t>
+      </w:r>
+      <w:r>
+        <w:rPr>
+          <w:rFonts w:hint="eastAsia"/>
+        </w:rPr>
+        <w:t xml:space="preserve"> </w:t>
+      </w:r>
+      <w:r>
+        <w:t>–</w:t>
+      </w:r>
+      <w:r>
+        <w:rPr>
+          <w:rFonts w:hint="eastAsia"/>
+        </w:rPr>
+        <w:t xml:space="preserve"> 2026.7.1</w:t>
+      </w:r>
+      <w:r>
+        <w:t>7</w:t>
+      </w:r>
+    </w:p>
+    <w:p>
+      <w:pPr>
+        <w:rPr>
+          <w:rFonts w:hint="eastAsia"/>
+        </w:rPr>
+      </w:pPr>
+      <w:r>
+        <w:t>GI</w:t>
+      </w:r>
+      <w:r>
+        <w:rPr>
+          <w:rFonts w:hint="eastAsia"/>
+        </w:rPr>
+        <w:t>初稿</w:t>
+      </w:r>
+    </w:p>
+    <w:p>
+      <w:pPr>
+        <w:rPr>
+          <w:rFonts w:hint="eastAsia"/>
+        </w:rPr>
+      </w:pPr>
+      <w:r>
+        <w:rPr>
+          <w:rFonts w:hint="eastAsia"/>
+        </w:rPr>
+        <w:t>APV、LPPV</w:t>
+      </w:r>
+    </w:p>
+    <w:p>
+      <w:pPr>
+        <w:rPr>
+          <w:rFonts w:hint="eastAsia"/>
+        </w:rPr>
+      </w:pPr>
+      <w:r>
+        <w:rPr>
+          <w:rFonts w:hint="eastAsia"/>
+        </w:rPr>
+        <w:t>Pika：烘焙器转型</w:t>
+      </w:r>
+      <w:r>
+        <w:rPr>
+          <w:rFonts w:hint="eastAsia"/>
+        </w:rPr>
+        <w:t>（准备）</w:t>
+      </w:r>
+    </w:p>
+    <w:p>
+      <w:pPr>
+        <w:rPr>
+          <w:rFonts w:hint="eastAsia"/>
+        </w:rPr>
+      </w:pPr>
+      <w:r>
+        <w:rPr>
+          <w:rFonts w:hint="eastAsia"/>
+        </w:rPr>
+        <w:t>GAMES104 1-3</w:t>
+      </w:r>
+    </w:p>
+    <w:p>
+      <w:pPr>
+        <w:rPr>
+          <w:rFonts w:hint="eastAsia"/>
+        </w:rPr>
+      </w:pPr>
+      <w:r>
+        <w:rPr>
+          <w:rFonts w:hint="eastAsia"/>
+          <w:highlight w:val="yellow"/>
+        </w:rPr>
+        <w:t>CAD/CG PPT</w:t>
+      </w:r>
+    </w:p>
+    <w:p>
+      <w:pPr>
+        <w:rPr>
+          <w:rFonts w:hint="eastAsia"/>
+        </w:rPr>
+      </w:pPr>
+    </w:p>
+    <w:p>
+      <w:pPr>
+        <w:rPr>
+          <w:rFonts w:hint="eastAsia"/>
+        </w:rPr>
+      </w:pPr>
+      <w:r>
+        <w:t>2026.7.26 – 2026.7.31</w:t>
+      </w:r>
+    </w:p>
+    <w:p>
+      <w:pPr>
+        <w:rPr>
+          <w:rFonts w:hint="eastAsia"/>
+        </w:rPr>
+      </w:pPr>
+      <w:r>
+        <w:t>GI</w:t>
+      </w:r>
+      <w:r>
+        <w:rPr>
+          <w:rFonts w:hint="eastAsia"/>
+        </w:rPr>
+        <w:t>初稿</w:t>
+      </w:r>
+    </w:p>
+    <w:p>
+      <w:pPr>
+        <w:rPr>
+          <w:rFonts w:hint="eastAsia"/>
+        </w:rPr>
+      </w:pPr>
+      <w:r>
+        <w:rPr>
+          <w:rFonts w:hint="eastAsia"/>
+        </w:rPr>
+        <w:t>APV、LPPV</w:t>
+      </w:r>
+    </w:p>
+    <w:p>
+      <w:pPr>
+        <w:rPr>
+          <w:rFonts w:hint="eastAsia"/>
+        </w:rPr>
+      </w:pPr>
+      <w:r>
+        <w:rPr>
+          <w:rFonts w:hint="eastAsia"/>
+        </w:rPr>
+        <w:t>Pika：烘焙器转型（准备）</w:t>
+      </w:r>
+    </w:p>
+    <w:p>
+      <w:pPr>
+        <w:rPr>
+          <w:rFonts w:hint="eastAsia"/>
+        </w:rPr>
+      </w:pPr>
+      <w:r>
+        <w:rPr>
+          <w:rFonts w:hint="eastAsia"/>
+        </w:rPr>
+        <w:t xml:space="preserve">GAMES104 </w:t>
+      </w:r>
+      <w:r>
+        <w:t>Lumen &amp; Nanite</w:t>
+      </w:r>
+    </w:p>
+    <w:p>
+      <w:pPr>
+        <w:rPr>
+          <w:rFonts w:hint="eastAsia"/>
+        </w:rPr>
+      </w:pPr>
+    </w:p>
+    <w:p>
+      <w:pPr>
+        <w:rPr>
+          <w:rFonts w:hint="eastAsia"/>
+        </w:rPr>
+      </w:pPr>
+      <w:r>
+        <w:t>2026.</w:t>
+      </w:r>
+      <w:r>
+        <w:rPr>
+          <w:rFonts w:hint="eastAsia"/>
+        </w:rPr>
+        <w:t>8</w:t>
+      </w:r>
+      <w:r>
+        <w:t>.</w:t>
+      </w:r>
+      <w:r>
+        <w:rPr>
+          <w:rFonts w:hint="eastAsia"/>
+        </w:rPr>
+        <w:t>16</w:t>
+      </w:r>
+      <w:r>
+        <w:t xml:space="preserve"> – 2026.</w:t>
+      </w:r>
+      <w:r>
+        <w:rPr>
+          <w:rFonts w:hint="eastAsia"/>
+        </w:rPr>
+        <w:t>8</w:t>
+      </w:r>
+      <w:r>
+        <w:t>.</w:t>
+      </w:r>
+      <w:r>
+        <w:rPr>
+          <w:rFonts w:hint="eastAsia"/>
+        </w:rPr>
+        <w:t>26</w:t>
+      </w:r>
+    </w:p>
+    <w:p>
+      <w:pPr>
+        <w:rPr>
+          <w:rFonts w:hint="eastAsia"/>
+        </w:rPr>
+      </w:pPr>
+      <w:r>
+        <w:rPr>
+          <w:rFonts w:hint="eastAsia"/>
+        </w:rPr>
+        <w:t>舔包：地形、TerraKit</w:t>
+      </w:r>
+    </w:p>
+    <w:p>
+      <w:pPr>
+        <w:rPr>
+          <w:rFonts w:hint="eastAsia"/>
+        </w:rPr>
+      </w:pPr>
+      <w:r>
+        <w:t>GI</w:t>
+      </w:r>
+      <w:r>
+        <w:rPr>
+          <w:rFonts w:hint="eastAsia"/>
+        </w:rPr>
+        <w:t>初稿</w:t>
+      </w:r>
+    </w:p>
+    <w:p>
+      <w:pPr>
+        <w:rPr>
+          <w:rFonts w:hint="eastAsia"/>
+        </w:rPr>
+      </w:pPr>
+      <w:r>
+        <w:rPr>
+          <w:rFonts w:hint="eastAsia"/>
+        </w:rPr>
+        <w:t>APV、LPPV</w:t>
+      </w:r>
+    </w:p>
+    <w:p>
+      <w:pPr>
+        <w:rPr>
+          <w:rFonts w:hint="eastAsia"/>
+        </w:rPr>
+      </w:pPr>
+      <w:r>
+        <w:rPr>
+          <w:rFonts w:hint="eastAsia"/>
+        </w:rPr>
+        <w:t>Pika：烘焙器转型（准备）</w:t>
+      </w:r>
+    </w:p>
+    <w:p>
+      <w:pPr>
+        <w:rPr>
+          <w:rFonts w:hint="eastAsia"/>
+        </w:rPr>
+      </w:pPr>
+      <w:r>
+        <w:rPr>
+          <w:rFonts w:hint="eastAsia"/>
+        </w:rPr>
+        <w:t xml:space="preserve">GAMES104 </w:t>
+      </w:r>
+      <w:r>
+        <w:t>Lumen &amp; Nanite</w:t>
+      </w:r>
+    </w:p>
+    <w:p>
+      <w:pPr>
+        <w:rPr>
+          <w:rFonts w:hint="eastAsia"/>
+        </w:rPr>
+      </w:pPr>
+    </w:p>
+    <w:p>
+      <w:pPr>
+        <w:rPr>
+          <w:rFonts w:hint="eastAsia"/>
+        </w:rPr>
+      </w:pPr>
+      <w:r>
+        <w:rPr>
+          <w:rFonts w:hint="eastAsia"/>
+        </w:rPr>
+        <w:t>2026.8.27 – 2026.8.30</w:t>
+      </w:r>
+    </w:p>
+    <w:p>
+      <w:pPr>
+        <w:rPr>
+          <w:rFonts w:hint="eastAsia"/>
+        </w:rPr>
+      </w:pPr>
+      <w:r>
+        <w:rPr>
+          <w:rFonts w:hint="eastAsia"/>
+        </w:rPr>
+        <w:t>GI初稿</w:t>
+      </w:r>
+    </w:p>
+    <w:p>
+      <w:pPr>
+        <w:rPr>
+          <w:rFonts w:hint="eastAsia"/>
+        </w:rPr>
+      </w:pPr>
+      <w:r>
+        <w:rPr>
+          <w:rFonts w:hint="eastAsia"/>
+          <w:highlight w:val="yellow"/>
+        </w:rPr>
+        <w:t>GAMES104 1-5</w:t>
+      </w:r>
+    </w:p>
+    <w:p>
+      <w:pPr>
+        <w:rPr>
+          <w:rFonts w:hint="eastAsia"/>
+        </w:rPr>
+      </w:pPr>
+      <w:r>
+        <w:rPr>
+          <w:rFonts w:hint="eastAsia"/>
+        </w:rPr>
+        <w:t>GI知识储备</w:t>
+      </w:r>
+    </w:p>
+    <w:p>
+      <w:pPr>
+        <w:rPr>
+          <w:rFonts w:hint="eastAsia"/>
+        </w:rPr>
+      </w:pPr>
+    </w:p>
+    <w:p>
+      <w:pPr>
+        <w:rPr>
+          <w:rFonts w:hint="eastAsia"/>
+        </w:rPr>
+      </w:pPr>
+      <w:r>
+        <w:t>2026.9.4 – 2026.9.11</w:t>
+      </w:r>
+    </w:p>
+    <w:p>
+      <w:pPr>
+        <w:rPr>
+          <w:rFonts w:hint="eastAsia"/>
+        </w:rPr>
+      </w:pPr>
+      <w:r>
+        <w:rPr>
+          <w:rFonts w:hint="eastAsia"/>
+        </w:rPr>
+        <w:t>对马岛方案Unity复现</w:t>
+      </w:r>
+    </w:p>
+    <w:p>
+      <w:pPr>
+        <w:rPr>
+          <w:rFonts w:hint="eastAsia"/>
+          <w:b/>
+          <w:bCs/>
+        </w:rPr>
+      </w:pPr>
+      <w:r>
+        <w:rPr>
+          <w:b/>
+          <w:bCs/>
+          <w:highlight w:val="yellow"/>
+        </w:rPr>
+        <w:t>P</w:t>
+      </w:r>
+      <w:r>
+        <w:rPr>
+          <w:rFonts w:hint="eastAsia"/>
+          <w:b/>
+          <w:bCs/>
+          <w:highlight w:val="yellow"/>
+        </w:rPr>
+        <w:t>aper结尾</w:t>
+      </w:r>
+    </w:p>
+    <w:p>
+      <w:pPr>
+        <w:rPr>
+          <w:rFonts w:hint="eastAsia"/>
+        </w:rPr>
+      </w:pPr>
+      <w:r>
+        <w:rPr>
+          <w:rFonts w:hint="eastAsia"/>
+          <w:highlight w:val="yellow"/>
+        </w:rPr>
+        <w:t>GAMES104 6</w:t>
+      </w:r>
+    </w:p>
+    <w:p>
+      <w:pPr>
+        <w:rPr>
+          <w:rFonts w:hint="eastAsia"/>
+        </w:rPr>
+      </w:pPr>
+    </w:p>
     <w:p/>
     <w:p>
       <w:r>
         <w:rPr>
           <w:rFonts w:hint="eastAsia"/>
         </w:rPr>
-        <w:t>2026.6.30</w:t>
-      </w:r>
-    </w:p>
-    <w:p>
-      <w:r>
-        <w:rPr>
-          <w:rFonts w:hint="eastAsia"/>
-          <w:highlight w:val="yellow"/>
-        </w:rPr>
-        <w:t>Tech：</w:t>
-      </w:r>
-      <w:r>
-        <w:rPr>
-          <w:rFonts w:hint="eastAsia"/>
-          <w:highlight w:val="yellow"/>
-        </w:rPr>
-        <w:t xml:space="preserve">Ghost of </w:t>
-      </w:r>
-      <w:proofErr w:type="spellStart"/>
-      <w:r>
-        <w:rPr>
-          <w:rFonts w:hint="eastAsia"/>
-          <w:highlight w:val="yellow"/>
-        </w:rPr>
-        <w:t>Yotei</w:t>
-      </w:r>
-      <w:proofErr w:type="spellEnd"/>
-    </w:p>
-    <w:p>
-      <w:r>
-        <w:rPr>
-          <w:rFonts w:hint="eastAsia"/>
-        </w:rPr>
-        <w:t>Pika：CMAKE</w:t>
-      </w:r>
-    </w:p>
-    <w:p/>
-    <w:p>
-      <w:r>
-        <w:t>2026.7.3</w:t>
-      </w:r>
-      <w:r>
-        <w:rPr>
-          <w:rFonts w:hint="eastAsia"/>
-        </w:rPr>
-        <w:t xml:space="preserve"> </w:t>
+        <w:lastRenderedPageBreak/>
+        <w:t xml:space="preserve">2026.10.17 </w:t>
       </w:r>
       <w:r>
         <w:t>–</w:t>
@@ -1432,328 +2359,30 @@
         <w:rPr>
           <w:rFonts w:hint="eastAsia"/>
         </w:rPr>
-        <w:t xml:space="preserve"> </w:t>
-      </w:r>
-      <w:r>
-        <w:rPr>
-          <w:rFonts w:hint="eastAsia"/>
-        </w:rPr>
-        <w:t>2026.7.11</w:t>
-      </w:r>
-    </w:p>
-    <w:p>
-      <w:r>
-        <w:t>GI</w:t>
-      </w:r>
-      <w:r>
-        <w:rPr>
-          <w:rFonts w:hint="eastAsia"/>
-        </w:rPr>
-        <w:t>初稿</w:t>
-      </w:r>
-    </w:p>
-    <w:p>
-      <w:r>
-        <w:rPr>
-          <w:rFonts w:hint="eastAsia"/>
-        </w:rPr>
-        <w:t>Pika：CMAKE</w:t>
-      </w:r>
-    </w:p>
-    <w:p>
-      <w:r>
-        <w:rPr>
-          <w:rFonts w:hint="eastAsia"/>
-          <w:highlight w:val="yellow"/>
-        </w:rPr>
-        <w:t>装机调研&amp;确定</w:t>
-      </w:r>
-    </w:p>
-    <w:p/>
-    <w:p>
-      <w:r>
-        <w:t>2026.7.12</w:t>
-      </w:r>
-      <w:r>
-        <w:rPr>
-          <w:rFonts w:hint="eastAsia"/>
-        </w:rPr>
-        <w:t xml:space="preserve"> </w:t>
-      </w:r>
-      <w:r>
-        <w:t>–</w:t>
-      </w:r>
-      <w:r>
-        <w:rPr>
-          <w:rFonts w:hint="eastAsia"/>
-        </w:rPr>
-        <w:t xml:space="preserve"> 2026.7.1</w:t>
-      </w:r>
-      <w:r>
-        <w:t>7</w:t>
-      </w:r>
-    </w:p>
-    <w:p>
-      <w:r>
-        <w:t>GI</w:t>
-      </w:r>
-      <w:r>
-        <w:rPr>
-          <w:rFonts w:hint="eastAsia"/>
-        </w:rPr>
-        <w:t>初稿</w:t>
-      </w:r>
-    </w:p>
-    <w:p>
-      <w:r>
-        <w:rPr>
-          <w:rFonts w:hint="eastAsia"/>
-        </w:rPr>
-        <w:t>APV、LPPV</w:t>
-      </w:r>
-    </w:p>
-    <w:p>
-      <w:r>
-        <w:rPr>
-          <w:rFonts w:hint="eastAsia"/>
-        </w:rPr>
-        <w:t>Pika：烘焙器转型</w:t>
-      </w:r>
-      <w:r>
-        <w:rPr>
-          <w:rFonts w:hint="eastAsia"/>
-        </w:rPr>
-        <w:t>（准备）</w:t>
-      </w:r>
-    </w:p>
-    <w:p>
-      <w:r>
-        <w:rPr>
-          <w:rFonts w:hint="eastAsia"/>
-        </w:rPr>
-        <w:t>GAMES104 1-3</w:t>
-      </w:r>
-    </w:p>
-    <w:p>
-      <w:r>
-        <w:rPr>
-          <w:rFonts w:hint="eastAsia"/>
-          <w:highlight w:val="yellow"/>
-        </w:rPr>
-        <w:t>CAD/CG PPT</w:t>
-      </w:r>
-    </w:p>
-    <w:p/>
-    <w:p>
-      <w:r>
-        <w:t>2026.7.26 – 2026.7.31</w:t>
-      </w:r>
-    </w:p>
-    <w:p>
-      <w:r>
-        <w:t>GI</w:t>
-      </w:r>
-      <w:r>
-        <w:rPr>
-          <w:rFonts w:hint="eastAsia"/>
-        </w:rPr>
-        <w:t>初稿</w:t>
-      </w:r>
-    </w:p>
-    <w:p>
-      <w:r>
-        <w:rPr>
-          <w:rFonts w:hint="eastAsia"/>
-        </w:rPr>
-        <w:t>APV、LPPV</w:t>
-      </w:r>
-    </w:p>
-    <w:p>
-      <w:r>
-        <w:rPr>
-          <w:rFonts w:hint="eastAsia"/>
-        </w:rPr>
-        <w:t>Pika：烘焙器转型（准备）</w:t>
-      </w:r>
-    </w:p>
-    <w:p>
-      <w:r>
-        <w:rPr>
-          <w:rFonts w:hint="eastAsia"/>
-        </w:rPr>
-        <w:t xml:space="preserve">GAMES104 </w:t>
-      </w:r>
-      <w:r>
-        <w:t>Lumen &amp; Nanite</w:t>
-      </w:r>
-    </w:p>
-    <w:p/>
-    <w:p>
-      <w:r>
-        <w:t>2026.</w:t>
-      </w:r>
-      <w:r>
-        <w:rPr>
-          <w:rFonts w:hint="eastAsia"/>
-        </w:rPr>
-        <w:t>8</w:t>
-      </w:r>
-      <w:r>
-        <w:t>.</w:t>
-      </w:r>
-      <w:r>
-        <w:rPr>
-          <w:rFonts w:hint="eastAsia"/>
-        </w:rPr>
-        <w:t>16</w:t>
-      </w:r>
-      <w:r>
-        <w:t xml:space="preserve"> – 2026.</w:t>
-      </w:r>
-      <w:r>
-        <w:rPr>
-          <w:rFonts w:hint="eastAsia"/>
-        </w:rPr>
-        <w:t>8</w:t>
-      </w:r>
-      <w:r>
-        <w:t>.</w:t>
-      </w:r>
-      <w:r>
-        <w:rPr>
-          <w:rFonts w:hint="eastAsia"/>
-        </w:rPr>
-        <w:t>26</w:t>
-      </w:r>
-    </w:p>
-    <w:p>
-      <w:r>
-        <w:rPr>
-          <w:rFonts w:hint="eastAsia"/>
-        </w:rPr>
-        <w:t>舔包：地形、</w:t>
-      </w:r>
-      <w:proofErr w:type="spellStart"/>
-      <w:r>
-        <w:rPr>
-          <w:rFonts w:hint="eastAsia"/>
-        </w:rPr>
-        <w:t>TerraKit</w:t>
-      </w:r>
-      <w:proofErr w:type="spellEnd"/>
-    </w:p>
-    <w:p>
-      <w:r>
-        <w:t>GI</w:t>
-      </w:r>
-      <w:r>
-        <w:rPr>
-          <w:rFonts w:hint="eastAsia"/>
-        </w:rPr>
-        <w:t>初稿</w:t>
-      </w:r>
-    </w:p>
-    <w:p>
-      <w:r>
-        <w:rPr>
-          <w:rFonts w:hint="eastAsia"/>
-        </w:rPr>
-        <w:t>APV、LPPV</w:t>
-      </w:r>
-    </w:p>
-    <w:p>
-      <w:r>
-        <w:rPr>
-          <w:rFonts w:hint="eastAsia"/>
-        </w:rPr>
-        <w:t>Pika：烘焙器转型（准备）</w:t>
-      </w:r>
-    </w:p>
-    <w:p>
-      <w:r>
-        <w:rPr>
-          <w:rFonts w:hint="eastAsia"/>
-        </w:rPr>
-        <w:t xml:space="preserve">GAMES104 </w:t>
-      </w:r>
-      <w:r>
-        <w:t>Lumen &amp; Nanite</w:t>
-      </w:r>
-    </w:p>
-    <w:p/>
-    <w:p>
-      <w:r>
-        <w:rPr>
-          <w:rFonts w:hint="eastAsia"/>
-        </w:rPr>
-        <w:t>2026.8.27 – 2026.8.30</w:t>
-      </w:r>
-    </w:p>
-    <w:p>
-      <w:r>
-        <w:rPr>
-          <w:rFonts w:hint="eastAsia"/>
-        </w:rPr>
-        <w:t>GI初稿</w:t>
-      </w:r>
-    </w:p>
-    <w:p>
-      <w:r>
-        <w:rPr>
-          <w:rFonts w:hint="eastAsia"/>
-          <w:highlight w:val="yellow"/>
-        </w:rPr>
-        <w:t>GAMES104 1-5</w:t>
-      </w:r>
-    </w:p>
-    <w:p>
-      <w:r>
-        <w:rPr>
-          <w:rFonts w:hint="eastAsia"/>
-        </w:rPr>
-        <w:t>GI知识储备</w:t>
-      </w:r>
-    </w:p>
-    <w:p/>
-    <w:p>
-      <w:r>
-        <w:t>2026.9.4 – 2026.9.11</w:t>
-      </w:r>
-    </w:p>
-    <w:p>
-      <w:r>
-        <w:rPr>
-          <w:rFonts w:hint="eastAsia"/>
-        </w:rPr>
-        <w:t>对马岛方案Unity复现</w:t>
-      </w:r>
-    </w:p>
-    <w:p>
-      <w:r>
-        <w:t>P</w:t>
-      </w:r>
-      <w:r>
-        <w:rPr>
-          <w:rFonts w:hint="eastAsia"/>
-        </w:rPr>
-        <w:t>aper结尾</w:t>
-      </w:r>
-    </w:p>
-    <w:p>
-      <w:pPr>
-        <w:rPr>
-          <w:rFonts w:hint="eastAsia"/>
-        </w:rPr>
-      </w:pPr>
-      <w:r>
-        <w:rPr>
-          <w:rFonts w:hint="eastAsia"/>
-        </w:rPr>
-        <w:t>GAMES104 6</w:t>
-      </w:r>
-    </w:p>
-    <w:p/>
-    <w:p/>
+        <w:t xml:space="preserve"> 2026.10.18</w:t>
+      </w:r>
+    </w:p>
+    <w:p>
+      <w:r>
+        <w:rPr>
+          <w:rFonts w:hint="eastAsia"/>
+        </w:rPr>
+        <w:t>水体</w:t>
+      </w:r>
+    </w:p>
+    <w:p>
+      <w:pPr>
+        <w:rPr>
+          <w:rFonts w:hint="eastAsia"/>
+        </w:rPr>
+      </w:pPr>
+      <w:r>
+        <w:rPr>
+          <w:rFonts w:hint="eastAsia"/>
+        </w:rPr>
+        <w:t>GAMES104 7</w:t>
+      </w:r>
+    </w:p>
     <w:sectPr>
       <w:pgSz w:w="11906" w:h="16838"/>
       <w:pgMar w:top="1440" w:right="1800" w:bottom="1440" w:left="1800" w:header="851" w:footer="992" w:gutter="0"/>
@@ -1768,6 +2397,11 @@
 <w:endnotes xmlns:wpc="http://schemas.microsoft.com/office/word/2010/wordprocessingCanvas" xmlns:cx="http://schemas.microsoft.com/office/drawing/2014/chartex" xmlns:cx1="http://schemas.microsoft.com/office/drawing/2015/9/8/chartex" xmlns:cx2="http://schemas.microsoft.com/office/drawing/2015/10/21/chartex" xmlns:cx3="http://schemas.microsoft.com/office/drawing/2016/5/9/chartex" xmlns:cx4="http://schemas.microsoft.com/office/drawing/2016/5/10/chartex" xmlns:cx5="http://schemas.microsoft.com/office/drawing/2016/5/11/chartex" xmlns:cx6="http://schemas.microsoft.com/office/drawing/2016/5/12/chartex" xmlns:cx7="http://schemas.microsoft.com/office/drawing/2016/5/13/chartex" xmlns:cx8="http://schemas.microsoft.com/office/drawing/2016/5/14/chartex" xmlns:mc="http://schemas.openxmlformats.org/markup-compatibility/2006" xmlns:aink="http://schemas.microsoft.com/office/drawing/2016/ink" xmlns:am3d="http://schemas.microsoft.com/office/drawing/2017/model3d" xmlns:o="urn:schemas-microsoft-com:office:office" xmlns:oel="http://schemas.microsoft.com/office/2019/extlst" xmlns:r="http://schemas.openxmlformats.org/officeDocument/2006/relationships" xmlns:m="http://schemas.openxmlformats.org/officeDocument/2006/math" xmlns:v="urn:schemas-microsoft-com:vml" xmlns:wp14="http://schemas.microsoft.com/office/word/2010/wordprocessingDrawing" xmlns:wp="http://schemas.openxmlformats.org/drawingml/2006/wordprocessingDrawing" xmlns:w10="urn:schemas-microsoft-com:office:word" xmlns:w="http://schemas.openxmlformats.org/wordprocessingml/2006/main" xmlns:w14="http://schemas.microsoft.com/office/word/2010/wordml" xmlns:w15="http://schemas.microsoft.com/office/word/2012/wordml" xmlns:w16cex="http://schemas.microsoft.com/office/word/2018/wordml/cex" xmlns:w16cid="http://schemas.microsoft.com/office/word/2016/wordml/cid" xmlns:w16="http://schemas.microsoft.com/office/word/2018/wordml" xmlns:w16du="http://schemas.microsoft.com/office/word/2023/wordml/word16du" xmlns:w16sdtdh="http://schemas.microsoft.com/office/word/2020/wordml/sdtdatahash" xmlns:w16sdtfl="http://schemas.microsoft.com/office/word/2024/wordml/sdtformatlock" xmlns:w16se="http://schemas.microsoft.com/office/word/2015/wordml/symex" xmlns:wpg="http://schemas.microsoft.com/office/word/2010/wordprocessingGroup" xmlns:wpi="http://schemas.microsoft.com/office/word/2010/wordprocessingInk" xmlns:wne="http://schemas.microsoft.com/office/word/2006/wordml" xmlns:wps="http://schemas.microsoft.com/office/word/2010/wordprocessingShape" mc:Ignorable="w14 w15 w16se w16cid w16 w16cex w16sdtdh w16sdtfl w16du wp14">
   <w:endnote w:type="separator" w:id="-1">
     <w:p>
+      <w:pPr>
+        <w:rPr>
+          <w:rFonts w:hint="eastAsia"/>
+        </w:rPr>
+      </w:pPr>
       <w:r>
         <w:separator/>
       </w:r>
@@ -1775,6 +2409,11 @@
   </w:endnote>
   <w:endnote w:type="continuationSeparator" w:id="0">
     <w:p>
+      <w:pPr>
+        <w:rPr>
+          <w:rFonts w:hint="eastAsia"/>
+        </w:rPr>
+      </w:pPr>
       <w:r>
         <w:continuationSeparator/>
       </w:r>
@@ -1787,6 +2426,11 @@
 <w:footnotes xmlns:wpc="http://schemas.microsoft.com/office/word/2010/wordprocessingCanvas" xmlns:cx="http://schemas.microsoft.com/office/drawing/2014/chartex" xmlns:cx1="http://schemas.microsoft.com/office/drawing/2015/9/8/chartex" xmlns:cx2="http://schemas.microsoft.com/office/drawing/2015/10/21/chartex" xmlns:cx3="http://schemas.microsoft.com/office/drawing/2016/5/9/chartex" xmlns:cx4="http://schemas.microsoft.com/office/drawing/2016/5/10/chartex" xmlns:cx5="http://schemas.microsoft.com/office/drawing/2016/5/11/chartex" xmlns:cx6="http://schemas.microsoft.com/office/drawing/2016/5/12/chartex" xmlns:cx7="http://schemas.microsoft.com/office/drawing/2016/5/13/chartex" xmlns:cx8="http://schemas.microsoft.com/office/drawing/2016/5/14/chartex" xmlns:mc="http://schemas.openxmlformats.org/markup-compatibility/2006" xmlns:aink="http://schemas.microsoft.com/office/drawing/2016/ink" xmlns:am3d="http://schemas.microsoft.com/office/drawing/2017/model3d" xmlns:o="urn:schemas-microsoft-com:office:office" xmlns:oel="http://schemas.microsoft.com/office/2019/extlst" xmlns:r="http://schemas.openxmlformats.org/officeDocument/2006/relationships" xmlns:m="http://schemas.openxmlformats.org/officeDocument/2006/math" xmlns:v="urn:schemas-microsoft-com:vml" xmlns:wp14="http://schemas.microsoft.com/office/word/2010/wordprocessingDrawing" xmlns:wp="http://schemas.openxmlformats.org/drawingml/2006/wordprocessingDrawing" xmlns:w10="urn:schemas-microsoft-com:office:word" xmlns:w="http://schemas.openxmlformats.org/wordprocessingml/2006/main" xmlns:w14="http://schemas.microsoft.com/office/word/2010/wordml" xmlns:w15="http://schemas.microsoft.com/office/word/2012/wordml" xmlns:w16cex="http://schemas.microsoft.com/office/word/2018/wordml/cex" xmlns:w16cid="http://schemas.microsoft.com/office/word/2016/wordml/cid" xmlns:w16="http://schemas.microsoft.com/office/word/2018/wordml" xmlns:w16du="http://schemas.microsoft.com/office/word/2023/wordml/word16du" xmlns:w16sdtdh="http://schemas.microsoft.com/office/word/2020/wordml/sdtdatahash" xmlns:w16sdtfl="http://schemas.microsoft.com/office/word/2024/wordml/sdtformatlock" xmlns:w16se="http://schemas.microsoft.com/office/word/2015/wordml/symex" xmlns:wpg="http://schemas.microsoft.com/office/word/2010/wordprocessingGroup" xmlns:wpi="http://schemas.microsoft.com/office/word/2010/wordprocessingInk" xmlns:wne="http://schemas.microsoft.com/office/word/2006/wordml" xmlns:wps="http://schemas.microsoft.com/office/word/2010/wordprocessingShape" mc:Ignorable="w14 w15 w16se w16cid w16 w16cex w16sdtdh w16sdtfl w16du wp14">
   <w:footnote w:type="separator" w:id="-1">
     <w:p>
+      <w:pPr>
+        <w:rPr>
+          <w:rFonts w:hint="eastAsia"/>
+        </w:rPr>
+      </w:pPr>
       <w:r>
         <w:separator/>
       </w:r>
@@ -1794,6 +2438,11 @@
   </w:footnote>
   <w:footnote w:type="continuationSeparator" w:id="0">
     <w:p>
+      <w:pPr>
+        <w:rPr>
+          <w:rFonts w:hint="eastAsia"/>
+        </w:rPr>
+      </w:pPr>
       <w:r>
         <w:continuationSeparator/>
       </w:r>
@@ -2194,7 +2843,7 @@
     <w:lsdException w:name="Unresolved Mention" w:semiHidden="1" w:unhideWhenUsed="1"/>
     <w:lsdException w:name="Smart Link" w:semiHidden="1" w:unhideWhenUsed="1"/>
   </w:latentStyles>
-  <w:style w:type="paragraph" w:default="1" w:styleId="Normal">
+  <w:style w:type="paragraph" w:default="1" w:styleId="a">
     <w:name w:val="Normal"/>
     <w:qFormat/>
     <w:rsid w:val="00E62D9A"/>
@@ -2203,13 +2852,13 @@
       <w:jc w:val="both"/>
     </w:pPr>
   </w:style>
-  <w:style w:type="character" w:default="1" w:styleId="DefaultParagraphFont">
+  <w:style w:type="character" w:default="1" w:styleId="a0">
     <w:name w:val="Default Paragraph Font"/>
     <w:uiPriority w:val="1"/>
     <w:semiHidden/>
     <w:unhideWhenUsed/>
   </w:style>
-  <w:style w:type="table" w:default="1" w:styleId="TableNormal">
+  <w:style w:type="table" w:default="1" w:styleId="a1">
     <w:name w:val="Normal Table"/>
     <w:uiPriority w:val="99"/>
     <w:semiHidden/>
@@ -2224,17 +2873,17 @@
       </w:tblCellMar>
     </w:tblPr>
   </w:style>
-  <w:style w:type="numbering" w:default="1" w:styleId="NoList">
+  <w:style w:type="numbering" w:default="1" w:styleId="a2">
     <w:name w:val="No List"/>
     <w:uiPriority w:val="99"/>
     <w:semiHidden/>
     <w:unhideWhenUsed/>
   </w:style>
-  <w:style w:type="paragraph" w:styleId="Date">
+  <w:style w:type="paragraph" w:styleId="a3">
     <w:name w:val="Date"/>
-    <w:basedOn w:val="Normal"/>
-    <w:next w:val="Normal"/>
-    <w:link w:val="DateChar"/>
+    <w:basedOn w:val="a"/>
+    <w:next w:val="a"/>
+    <w:link w:val="a4"/>
     <w:uiPriority w:val="99"/>
     <w:semiHidden/>
     <w:unhideWhenUsed/>
@@ -2243,18 +2892,18 @@
       <w:ind w:leftChars="2500" w:left="100"/>
     </w:pPr>
   </w:style>
-  <w:style w:type="character" w:customStyle="1" w:styleId="DateChar">
-    <w:name w:val="Date Char"/>
-    <w:basedOn w:val="DefaultParagraphFont"/>
-    <w:link w:val="Date"/>
+  <w:style w:type="character" w:customStyle="1" w:styleId="a4">
+    <w:name w:val="日期 字符"/>
+    <w:basedOn w:val="a0"/>
+    <w:link w:val="a3"/>
     <w:uiPriority w:val="99"/>
     <w:semiHidden/>
     <w:rsid w:val="00793C74"/>
   </w:style>
-  <w:style w:type="paragraph" w:styleId="Header">
+  <w:style w:type="paragraph" w:styleId="a5">
     <w:name w:val="header"/>
-    <w:basedOn w:val="Normal"/>
-    <w:link w:val="HeaderChar"/>
+    <w:basedOn w:val="a"/>
+    <w:link w:val="a6"/>
     <w:uiPriority w:val="99"/>
     <w:unhideWhenUsed/>
     <w:rsid w:val="00F75922"/>
@@ -2271,10 +2920,10 @@
       <w:szCs w:val="18"/>
     </w:rPr>
   </w:style>
-  <w:style w:type="character" w:customStyle="1" w:styleId="HeaderChar">
-    <w:name w:val="Header Char"/>
-    <w:basedOn w:val="DefaultParagraphFont"/>
-    <w:link w:val="Header"/>
+  <w:style w:type="character" w:customStyle="1" w:styleId="a6">
+    <w:name w:val="页眉 字符"/>
+    <w:basedOn w:val="a0"/>
+    <w:link w:val="a5"/>
     <w:uiPriority w:val="99"/>
     <w:rsid w:val="00F75922"/>
     <w:rPr>
@@ -2282,10 +2931,10 @@
       <w:szCs w:val="18"/>
     </w:rPr>
   </w:style>
-  <w:style w:type="paragraph" w:styleId="Footer">
+  <w:style w:type="paragraph" w:styleId="a7">
     <w:name w:val="footer"/>
-    <w:basedOn w:val="Normal"/>
-    <w:link w:val="FooterChar"/>
+    <w:basedOn w:val="a"/>
+    <w:link w:val="a8"/>
     <w:uiPriority w:val="99"/>
     <w:unhideWhenUsed/>
     <w:rsid w:val="00F75922"/>
@@ -2302,10 +2951,10 @@
       <w:szCs w:val="18"/>
     </w:rPr>
   </w:style>
-  <w:style w:type="character" w:customStyle="1" w:styleId="FooterChar">
-    <w:name w:val="Footer Char"/>
-    <w:basedOn w:val="DefaultParagraphFont"/>
-    <w:link w:val="Footer"/>
+  <w:style w:type="character" w:customStyle="1" w:styleId="a8">
+    <w:name w:val="页脚 字符"/>
+    <w:basedOn w:val="a0"/>
+    <w:link w:val="a7"/>
     <w:uiPriority w:val="99"/>
     <w:rsid w:val="00F75922"/>
     <w:rPr>
